--- a/projects/valuepickr-open-screen/docs/Airfloa Rail Technology.docx
+++ b/projects/valuepickr-open-screen/docs/Airfloa Rail Technology.docx
@@ -304,7 +304,7 @@
         <w:spacing w:after="120"/>
       </w:pPr>
       <w:r>
-        <w:t xml:space="preserve">The trailing 5-year revenue CAGR (~12%) is stale and misleading: FY26 grew ~66% and Q1FY27 revenue was up ~200% YoY (Rs 100.7 Cr in one quarter vs Rs 90.5 Cr for all of H1FY26), with PAT up ~69%. Management guides Rs 500 Cr FY27 revenue with 70-75% already covered by the order book and a Rs 1,200 Cr bid pipeline. ROE is ~22%. The strategic pivot - from a coach-interiors / rolling-stock vendor to a precision manufacturer also serving aerospace &amp; defence (HAL, anti-drone) - is the re-rating lever @a_basumallick is pointing at. Valuation is ~29x trailing but ~19x FY27E earnings against ~66% growth, so PEG is well under 1. Risks: SME-scale, order-book lumpiness, a single dominant A&amp;D customer (HAL), and the A&amp;D ramp is guidance, not yet delivered.</w:t>
+        <w:t xml:space="preserve">The live inflection is confirmed by primary filings, but with a real caveat the original trusted-X-sourced write-up didn't carry: FY26 revenue grew 66% (Rs319.6cr) and Q1FY27 grew ~200% YoY (Rs100.7cr), yet FY26 EBITDA margin compressed ~500bps YoY to 20.1%, and Q1FY27 PAT grew only ~69% against that 200% revenue growth. Management guides Rs500cr FY27 revenue (70-75% order-book covered) and a 12-13% PAT margin recovery, but that margin recovery is a forward commitment (quality_stage 'expectation'), not yet evidenced in a reported quarter. Machinery capex is also running behind its own FY26 budget (Rs2.91cr utilized vs Rs13.68cr planned), pushed to FY27 on supply-chain delays. ROE is ~22%. Valuation is ~29x trailing but ~19x FY27E earnings against the guided 56% revenue growth, so there is genuine room to pay if the margin recovery lands. Risks: SME-scale, order-book lumpiness, HAL customer concentration in the A&amp;D leg, unconfirmed post-IPO leverage, and a capex execution slip already on record.</w:t>
       </w:r>
     </w:p>
     <w:p>
@@ -313,7 +313,7 @@
         <w:spacing w:after="120" w:before="280"/>
       </w:pPr>
       <w:r>
-        <w:t xml:space="preserve">Ishmohit-Lens Checks (value chain · earnings quality · growth trajectory · management · quality metrics · track record · global-signal check)</w:t>
+        <w:t xml:space="preserve">Deep-Dive: Primary Documents (Annual Reports, Quarterly Results, Exchange Filings)</w:t>
       </w:r>
     </w:p>
     <w:p>
@@ -328,7 +328,7 @@
           <w:sz w:val="18"/>
           <w:szCs w:val="18"/>
         </w:rPr>
-        <w:t xml:space="preserve">Extra checks drawn from @ishmohit1 / SOIC methodology (playbook/ishmohit-soic-style.md): where the company sits in its value chain and what the supply side is doing, whether a margin/PAT inflection is structural or a cyclical peak, the rate-of-change of growth vs. what the multiple demands, and management quality as a positive attribute.</w:t>
+        <w:t xml:space="preserve">Pass 1 — 2026-09-12. Built from the company's own filings (3 years of annual reports, ~4 quarters of results/concalls, and 6 months of BSE/NSE announcements), read via the web — a deeper layer than the forum-sentiment read below.</w:t>
       </w:r>
     </w:p>
     <w:p>
@@ -342,7 +342,1227 @@
           <w:sz w:val="20"/>
           <w:szCs w:val="20"/>
         </w:rPr>
-        <w:t xml:space="preserve">Value chain &amp; supply side:</w:t>
+        <w:t xml:space="preserve">Sources reviewed this pass:</w:t>
+      </w:r>
+    </w:p>
+    <w:p>
+      <w:pPr>
+        <w:pStyle w:val="ListParagraph"/>
+        <w:numPr>
+          <w:ilvl w:val="0"/>
+          <w:numId w:val="1"/>
+        </w:numPr>
+        <w:spacing w:after="60"/>
+      </w:pPr>
+      <w:r>
+        <w:t xml:space="preserve">FY26 annual results/filings — revenue Rs319.6cr (+66%), PAT Rs39.1cr (+52%), EBITDA Rs64.3cr (+33%, margin 20.1%, -500bps YoY)</w:t>
+      </w:r>
+    </w:p>
+    <w:p>
+      <w:pPr>
+        <w:pStyle w:val="ListParagraph"/>
+        <w:numPr>
+          <w:ilvl w:val="0"/>
+          <w:numId w:val="1"/>
+        </w:numPr>
+        <w:spacing w:after="60"/>
+      </w:pPr>
+      <w:r>
+        <w:t xml:space="preserve">Q1FY27 results/concall + H2FY26 results</w:t>
+      </w:r>
+    </w:p>
+    <w:p>
+      <w:pPr>
+        <w:pStyle w:val="ListParagraph"/>
+        <w:numPr>
+          <w:ilvl w:val="0"/>
+          <w:numId w:val="1"/>
+        </w:numPr>
+        <w:spacing w:after="60"/>
+      </w:pPr>
+      <w:r>
+        <w:t xml:space="preserve">BSE/NSE announcements Aug-Sep 2026 (LOA Rs31.08cr RCF Kapurthala, Rs1.92cr Kolkata Metro, Acme JV MOU, SMERA SME-1 rating)</w:t>
+      </w:r>
+    </w:p>
+    <w:p>
+      <w:pPr>
+        <w:spacing w:after="120"/>
+      </w:pPr>
+      <w:r>
+        <w:rPr>
+          <w:b/>
+          <w:bCs/>
+          <w:sz w:val="20"/>
+          <w:szCs w:val="20"/>
+        </w:rPr>
+        <w:t xml:space="preserve">Annual-report findings (3-year view):</w:t>
+      </w:r>
+    </w:p>
+    <w:p>
+      <w:pPr>
+        <w:pStyle w:val="ListParagraph"/>
+        <w:numPr>
+          <w:ilvl w:val="0"/>
+          <w:numId w:val="1"/>
+        </w:numPr>
+        <w:spacing w:after="60"/>
+      </w:pPr>
+      <w:r>
+        <w:t xml:space="preserve">FY26 revenue Rs319.6cr (+66% YoY), PAT Rs39.1cr (+52% YoY), EBITDA Rs64.3cr (+33% YoY) but EBITDA margin compressed ~500bps YoY to 20.1% as revenue scaled</w:t>
+      </w:r>
+    </w:p>
+    <w:p>
+      <w:pPr>
+        <w:pStyle w:val="ListParagraph"/>
+        <w:numPr>
+          <w:ilvl w:val="0"/>
+          <w:numId w:val="1"/>
+        </w:numPr>
+        <w:spacing w:after="60"/>
+      </w:pPr>
+      <w:r>
+        <w:t xml:space="preserve">Machinery capex under-executed: only Rs2.91cr utilized against a Rs13.68cr FY26 budget, pushed to FY27 on global supply-chain delays — a real, disclosed slippage, not yet resolved</w:t>
+      </w:r>
+    </w:p>
+    <w:p>
+      <w:pPr>
+        <w:pStyle w:val="ListParagraph"/>
+        <w:numPr>
+          <w:ilvl w:val="0"/>
+          <w:numId w:val="1"/>
+        </w:numPr>
+        <w:spacing w:after="60"/>
+      </w:pPr>
+      <w:r>
+        <w:t xml:space="preserve">Historical (pre-IPO) net debt was rising: Rs53.04cr (Mar-23) -&gt; Rs60.47cr (Mar-24); company since completed an SME IPO (~Sept-Dec 2025, ~281x subscribed) which should have re-based the balance sheet, but a current post-IPO net-debt figure was not found this pass</w:t>
+      </w:r>
+    </w:p>
+    <w:p>
+      <w:pPr>
+        <w:pStyle w:val="ListParagraph"/>
+        <w:numPr>
+          <w:ilvl w:val="0"/>
+          <w:numId w:val="1"/>
+        </w:numPr>
+        <w:spacing w:after="60"/>
+      </w:pPr>
+      <w:r>
+        <w:t xml:space="preserve">SMERA assigned SME-1 (highest) credit rating, Aug-2026, valid to Aug-2027 — external validation of near-term solvency</w:t>
+      </w:r>
+    </w:p>
+    <w:p>
+      <w:pPr>
+        <w:pStyle w:val="ListParagraph"/>
+        <w:numPr>
+          <w:ilvl w:val="0"/>
+          <w:numId w:val="1"/>
+        </w:numPr>
+        <w:spacing w:after="60"/>
+      </w:pPr>
+      <w:r>
+        <w:t xml:space="preserve">Shareholding as of Sep-2026: promoter 54.2%, FII 0.1%, DII 1.0%, public 44.7% — only one post-listing snapshot found, too early to call a trend</w:t>
+      </w:r>
+    </w:p>
+    <w:p>
+      <w:pPr>
+        <w:spacing w:after="120"/>
+      </w:pPr>
+      <w:r>
+        <w:rPr>
+          <w:b/>
+          <w:bCs/>
+          <w:sz w:val="20"/>
+          <w:szCs w:val="20"/>
+        </w:rPr>
+        <w:t xml:space="preserve">Quarterly trend (last ~4 quarters + concall commentary):</w:t>
+      </w:r>
+    </w:p>
+    <w:p>
+      <w:pPr>
+        <w:pStyle w:val="ListParagraph"/>
+        <w:numPr>
+          <w:ilvl w:val="0"/>
+          <w:numId w:val="1"/>
+        </w:numPr>
+        <w:spacing w:after="60"/>
+      </w:pPr>
+      <w:r>
+        <w:t xml:space="preserve">H2FY26 revenue Rs229.1cr (+114% YoY), PAT Rs27.1cr (+69% YoY)</w:t>
+      </w:r>
+    </w:p>
+    <w:p>
+      <w:pPr>
+        <w:pStyle w:val="ListParagraph"/>
+        <w:numPr>
+          <w:ilvl w:val="0"/>
+          <w:numId w:val="1"/>
+        </w:numPr>
+        <w:spacing w:after="60"/>
+      </w:pPr>
+      <w:r>
+        <w:t xml:space="preserve">Q1FY27 revenue Rs100.7cr (+~200% YoY, surpassing all of H1FY26's Rs90.5cr), PAT ~Rs27.05cr (+~69% YoY) — PAT growth trailing revenue growth by a wide margin, consistent with the FY26 margin compression continuing</w:t>
+      </w:r>
+    </w:p>
+    <w:p>
+      <w:pPr>
+        <w:pStyle w:val="ListParagraph"/>
+        <w:numPr>
+          <w:ilvl w:val="0"/>
+          <w:numId w:val="1"/>
+        </w:numPr>
+        <w:spacing w:after="60"/>
+      </w:pPr>
+      <w:r>
+        <w:t xml:space="preserve">Q1FY27 absorbed a one-off Rs1.8cr CSR penalty</w:t>
+      </w:r>
+    </w:p>
+    <w:p>
+      <w:pPr>
+        <w:pStyle w:val="ListParagraph"/>
+        <w:numPr>
+          <w:ilvl w:val="0"/>
+          <w:numId w:val="1"/>
+        </w:numPr>
+        <w:spacing w:after="60"/>
+      </w:pPr>
+      <w:r>
+        <w:t xml:space="preserve">Order book Rs433.8cr (Jun-end) / Rs469cr per a separate FY26 update, vs bid pipeline Rs1,200cr across rail/metro/A&amp;D</w:t>
+      </w:r>
+    </w:p>
+    <w:p>
+      <w:pPr>
+        <w:spacing w:after="120"/>
+      </w:pPr>
+      <w:r>
+        <w:rPr>
+          <w:b/>
+          <w:bCs/>
+          <w:sz w:val="20"/>
+          <w:szCs w:val="20"/>
+        </w:rPr>
+        <w:t xml:space="preserve">Exchange announcements (last 6 months):</w:t>
+      </w:r>
+    </w:p>
+    <w:p>
+      <w:pPr>
+        <w:pStyle w:val="ListParagraph"/>
+        <w:numPr>
+          <w:ilvl w:val="0"/>
+          <w:numId w:val="1"/>
+        </w:numPr>
+        <w:spacing w:after="60"/>
+      </w:pPr>
+      <w:r>
+        <w:t xml:space="preserve">2026-09-01: SMERA SME-1 (highest) credit rating reaffirmed/assigned</w:t>
+      </w:r>
+    </w:p>
+    <w:p>
+      <w:pPr>
+        <w:pStyle w:val="ListParagraph"/>
+        <w:numPr>
+          <w:ilvl w:val="0"/>
+          <w:numId w:val="1"/>
+        </w:numPr>
+        <w:spacing w:after="60"/>
+      </w:pPr>
+      <w:r>
+        <w:t xml:space="preserve">2026-08-27: Board approved JV MOU with Acme for a Konkan Railway tender; exploring a KIN acquisition</w:t>
+      </w:r>
+    </w:p>
+    <w:p>
+      <w:pPr>
+        <w:pStyle w:val="ListParagraph"/>
+        <w:numPr>
+          <w:ilvl w:val="0"/>
+          <w:numId w:val="1"/>
+        </w:numPr>
+        <w:spacing w:after="60"/>
+      </w:pPr>
+      <w:r>
+        <w:t xml:space="preserve">2026-08-26: Rs1.92cr domestic order for Kolkata Metro coach interiors, due 2026-11-30</w:t>
+      </w:r>
+    </w:p>
+    <w:p>
+      <w:pPr>
+        <w:pStyle w:val="ListParagraph"/>
+        <w:numPr>
+          <w:ilvl w:val="0"/>
+          <w:numId w:val="1"/>
+        </w:numPr>
+        <w:spacing w:after="60"/>
+      </w:pPr>
+      <w:r>
+        <w:t xml:space="preserve">2026-08-25: LOA worth Rs31.08cr from Rail Coach Factory, Kapurthala for Namo Bharat Rapid Rail (16-car) interior furnishing</w:t>
+      </w:r>
+    </w:p>
+    <w:p>
+      <w:pPr>
+        <w:pStyle w:val="ListParagraph"/>
+        <w:numPr>
+          <w:ilvl w:val="0"/>
+          <w:numId w:val="1"/>
+        </w:numPr>
+        <w:spacing w:after="60"/>
+      </w:pPr>
+      <w:r>
+        <w:t xml:space="preserve">JV with Big Bang Boom Solutions for next-gen defence technologies progressing; formal announcement flagged as imminent as of the Q1FY27 concall</w:t>
+      </w:r>
+    </w:p>
+    <w:p>
+      <w:pPr>
+        <w:spacing w:after="120"/>
+      </w:pPr>
+      <w:r>
+        <w:rPr>
+          <w:b/>
+          <w:bCs/>
+          <w:sz w:val="20"/>
+          <w:szCs w:val="20"/>
+        </w:rPr>
+        <w:t xml:space="preserve">Key new facts vs. the prior write-up:</w:t>
+      </w:r>
+    </w:p>
+    <w:p>
+      <w:pPr>
+        <w:pStyle w:val="ListParagraph"/>
+        <w:numPr>
+          <w:ilvl w:val="0"/>
+          <w:numId w:val="1"/>
+        </w:numPr>
+        <w:spacing w:after="60"/>
+      </w:pPr>
+      <w:r>
+        <w:t xml:space="preserve">The FY26 EBITDA margin compression (-500bps YoY) and Q1FY27's PAT growth (+69%) lagging revenue growth (+200%) are new, material facts the prior write-up's tagline didn't carry — the inflection is real on the top line but margin execution is the open question, not a settled positive</w:t>
+      </w:r>
+    </w:p>
+    <w:p>
+      <w:pPr>
+        <w:pStyle w:val="ListParagraph"/>
+        <w:numPr>
+          <w:ilvl w:val="0"/>
+          <w:numId w:val="1"/>
+        </w:numPr>
+        <w:spacing w:after="60"/>
+      </w:pPr>
+      <w:r>
+        <w:t xml:space="preserve">Machinery capex is running behind its own FY26 budget (Rs2.91cr vs Rs13.68cr), a concrete, disclosed execution slip feeding directly into the capacity/A&amp;D-ramp thesis</w:t>
+      </w:r>
+    </w:p>
+    <w:p>
+      <w:pPr>
+        <w:pStyle w:val="ListParagraph"/>
+        <w:numPr>
+          <w:ilvl w:val="0"/>
+          <w:numId w:val="1"/>
+        </w:numPr>
+        <w:spacing w:after="60"/>
+      </w:pPr>
+      <w:r>
+        <w:t xml:space="preserve">Multiple small bolt-on orders (RCF Kapurthala Rs31.08cr, Kolkata Metro Rs1.92cr) plus a second JV (Acme, Konkan Railway) beyond the previously known Big Bang Boom A&amp;D JV — order-book diversification is broader than the original write-up captured</w:t>
+      </w:r>
+    </w:p>
+    <w:p>
+      <w:pPr>
+        <w:spacing w:after="120"/>
+      </w:pPr>
+      <w:r>
+        <w:rPr>
+          <w:b/>
+          <w:bCs/>
+          <w:sz w:val="20"/>
+          <w:szCs w:val="20"/>
+        </w:rPr>
+        <w:t xml:space="preserve">Open questions / what to watch:</w:t>
+      </w:r>
+    </w:p>
+    <w:p>
+      <w:pPr>
+        <w:pStyle w:val="ListParagraph"/>
+        <w:numPr>
+          <w:ilvl w:val="0"/>
+          <w:numId w:val="1"/>
+        </w:numPr>
+        <w:spacing w:after="60"/>
+      </w:pPr>
+      <w:r>
+        <w:t xml:space="preserve">Post-IPO net debt / leverage — pre-IPO net debt was rising (Rs53-60cr FY23-24) but no current figure found; IPO proceeds should have de-levered the balance sheet, unconfirmed</w:t>
+      </w:r>
+    </w:p>
+    <w:p>
+      <w:pPr>
+        <w:pStyle w:val="ListParagraph"/>
+        <w:numPr>
+          <w:ilvl w:val="0"/>
+          <w:numId w:val="1"/>
+        </w:numPr>
+        <w:spacing w:after="60"/>
+      </w:pPr>
+      <w:r>
+        <w:t xml:space="preserve">Working-capital days (inventory/receivable/payable) not sourced this pass — relevant given the 66-200% revenue ramp</w:t>
+      </w:r>
+    </w:p>
+    <w:p>
+      <w:pPr>
+        <w:pStyle w:val="ListParagraph"/>
+        <w:numPr>
+          <w:ilvl w:val="0"/>
+          <w:numId w:val="1"/>
+        </w:numPr>
+        <w:spacing w:after="60"/>
+      </w:pPr>
+      <w:r>
+        <w:t xml:space="preserve">RPT trend not independently checked this pass (promoter-family board composition noted but no related-party transaction quantum found)</w:t>
+      </w:r>
+    </w:p>
+    <w:p>
+      <w:pPr>
+        <w:pStyle w:val="ListParagraph"/>
+        <w:numPr>
+          <w:ilvl w:val="0"/>
+          <w:numId w:val="1"/>
+        </w:numPr>
+        <w:spacing w:after="60"/>
+      </w:pPr>
+      <w:r>
+        <w:t xml:space="preserve">Whether the Big Bang Boom Solutions JV converts from MOU to a revenue-generating structure, and on what timeline</w:t>
+      </w:r>
+    </w:p>
+    <w:p>
+      <w:pPr>
+        <w:spacing w:after="120" w:before="120"/>
+      </w:pPr>
+      <w:r>
+        <w:rPr>
+          <w:b/>
+          <w:bCs/>
+          <w:sz w:val="20"/>
+          <w:szCs w:val="20"/>
+        </w:rPr>
+        <w:t xml:space="preserve">Conviction impact: </w:t>
+      </w:r>
+      <w:r>
+        <w:rPr>
+          <w:sz w:val="20"/>
+          <w:szCs w:val="20"/>
+        </w:rPr>
+        <w:t xml:space="preserve">Medium -&gt; Medium. The primary filings confirm the growth inflection is real and order-book-backed (order book covers 70-75% of FY27 guidance), but they also surface a genuine, quantified margin-compression signal (FY26 EBITDA margin -500bps YoY; Q1FY27 PAT +69% vs revenue +200%) and a disclosed capex execution slip that the original trusted-X-sourced write-up did not carry. These roughly offset — the thesis is more precisely bounded, not de-risked or newly validated, so conviction holds at Medium.</w:t>
+      </w:r>
+    </w:p>
+    <w:p>
+      <w:pPr>
+        <w:pStyle w:val="Heading1"/>
+        <w:spacing w:after="120" w:before="280"/>
+      </w:pPr>
+      <w:r>
+        <w:t xml:space="preserve">Guidance &amp; Expectation Gap</w:t>
+      </w:r>
+    </w:p>
+    <w:p>
+      <w:pPr>
+        <w:spacing w:after="120"/>
+      </w:pPr>
+      <w:r>
+        <w:rPr>
+          <w:i/>
+          <w:iCs/>
+          <w:color w:val="666666"/>
+          <w:sz w:val="18"/>
+          <w:szCs w:val="18"/>
+        </w:rPr>
+        <w:t xml:space="preserve">Management guidance decoded into commitments, graded on the expectation → action → operational → commercial → financial ladder, then compared to what the current price appears to assume. Method: playbook/guidance-and-expectation-gap.md.</w:t>
+      </w:r>
+    </w:p>
+    <w:p>
+      <w:pPr>
+        <w:spacing w:after="120"/>
+      </w:pPr>
+      <w:r>
+        <w:rPr>
+          <w:b/>
+          <w:bCs/>
+          <w:sz w:val="20"/>
+          <w:szCs w:val="20"/>
+        </w:rPr>
+        <w:t xml:space="preserve">Commitment ladder (most-proven first):</w:t>
+      </w:r>
+    </w:p>
+    <w:tbl>
+      <w:tblPr>
+        <w:tblW w:type="dxa" w:w="9000"/>
+        <w:tblBorders>
+          <w:top w:val="single" w:color="auto" w:sz="4"/>
+          <w:left w:val="single" w:color="auto" w:sz="4"/>
+          <w:bottom w:val="single" w:color="auto" w:sz="4"/>
+          <w:right w:val="single" w:color="auto" w:sz="4"/>
+          <w:insideH w:val="single" w:color="auto" w:sz="4"/>
+          <w:insideV w:val="single" w:color="auto" w:sz="4"/>
+        </w:tblBorders>
+      </w:tblPr>
+      <w:tblGrid>
+        <w:gridCol w:w="1100"/>
+        <w:gridCol w:w="2600"/>
+        <w:gridCol w:w="2400"/>
+        <w:gridCol w:w="900"/>
+        <w:gridCol w:w="1200"/>
+        <w:gridCol w:w="800"/>
+      </w:tblGrid>
+      <w:tr>
+        <w:trPr>
+          <w:tblHeader/>
+        </w:trPr>
+        <w:tc>
+          <w:tcPr>
+            <w:tcW w:type="dxa" w:w="1100"/>
+            <w:shd w:fill="F2F2F2" w:val="clear"/>
+          </w:tcPr>
+          <w:p>
+            <w:r>
+              <w:rPr>
+                <w:b/>
+                <w:bCs/>
+                <w:sz w:val="18"/>
+                <w:szCs w:val="18"/>
+              </w:rPr>
+              <w:t xml:space="preserve">Area</w:t>
+            </w:r>
+          </w:p>
+        </w:tc>
+        <w:tc>
+          <w:tcPr>
+            <w:tcW w:type="dxa" w:w="2600"/>
+            <w:shd w:fill="F2F2F2" w:val="clear"/>
+          </w:tcPr>
+          <w:p>
+            <w:r>
+              <w:rPr>
+                <w:b/>
+                <w:bCs/>
+                <w:sz w:val="18"/>
+                <w:szCs w:val="18"/>
+              </w:rPr>
+              <w:t xml:space="preserve">Commitment</w:t>
+            </w:r>
+          </w:p>
+        </w:tc>
+        <w:tc>
+          <w:tcPr>
+            <w:tcW w:type="dxa" w:w="2400"/>
+            <w:shd w:fill="F2F2F2" w:val="clear"/>
+          </w:tcPr>
+          <w:p>
+            <w:r>
+              <w:rPr>
+                <w:b/>
+                <w:bCs/>
+                <w:sz w:val="18"/>
+                <w:szCs w:val="18"/>
+              </w:rPr>
+              <w:t xml:space="preserve">Specifics</w:t>
+            </w:r>
+          </w:p>
+        </w:tc>
+        <w:tc>
+          <w:tcPr>
+            <w:tcW w:type="dxa" w:w="900"/>
+            <w:shd w:fill="F2F2F2" w:val="clear"/>
+          </w:tcPr>
+          <w:p>
+            <w:r>
+              <w:rPr>
+                <w:b/>
+                <w:bCs/>
+                <w:sz w:val="18"/>
+                <w:szCs w:val="18"/>
+              </w:rPr>
+              <w:t xml:space="preserve">By when</w:t>
+            </w:r>
+          </w:p>
+        </w:tc>
+        <w:tc>
+          <w:tcPr>
+            <w:tcW w:type="dxa" w:w="1200"/>
+            <w:shd w:fill="F2F2F2" w:val="clear"/>
+          </w:tcPr>
+          <w:p>
+            <w:r>
+              <w:rPr>
+                <w:b/>
+                <w:bCs/>
+                <w:sz w:val="18"/>
+                <w:szCs w:val="18"/>
+              </w:rPr>
+              <w:t xml:space="preserve">Stage</w:t>
+            </w:r>
+          </w:p>
+        </w:tc>
+        <w:tc>
+          <w:tcPr>
+            <w:tcW w:type="dxa" w:w="800"/>
+            <w:shd w:fill="F2F2F2" w:val="clear"/>
+          </w:tcPr>
+          <w:p>
+            <w:r>
+              <w:rPr>
+                <w:b/>
+                <w:bCs/>
+                <w:sz w:val="18"/>
+                <w:szCs w:val="18"/>
+              </w:rPr>
+              <w:t xml:space="preserve">Thesis-critical</w:t>
+            </w:r>
+          </w:p>
+        </w:tc>
+      </w:tr>
+      <w:tr>
+        <w:tc>
+          <w:tcPr>
+            <w:tcW w:type="dxa" w:w="1100"/>
+          </w:tcPr>
+          <w:p>
+            <w:r>
+              <w:rPr>
+                <w:b w:val="false"/>
+                <w:bCs w:val="false"/>
+                <w:sz w:val="18"/>
+                <w:szCs w:val="18"/>
+              </w:rPr>
+              <w:t xml:space="preserve">growth</w:t>
+            </w:r>
+          </w:p>
+        </w:tc>
+        <w:tc>
+          <w:tcPr>
+            <w:tcW w:type="dxa" w:w="2600"/>
+          </w:tcPr>
+          <w:p>
+            <w:r>
+              <w:rPr>
+                <w:b w:val="false"/>
+                <w:bCs w:val="false"/>
+                <w:sz w:val="18"/>
+                <w:szCs w:val="18"/>
+              </w:rPr>
+              <w:t xml:space="preserve">FY27 revenue guidance Rs 500cr (+56% YoY)</w:t>
+            </w:r>
+          </w:p>
+        </w:tc>
+        <w:tc>
+          <w:tcPr>
+            <w:tcW w:type="dxa" w:w="2400"/>
+          </w:tcPr>
+          <w:p>
+            <w:r>
+              <w:rPr>
+                <w:b w:val="false"/>
+                <w:bCs w:val="false"/>
+                <w:sz w:val="18"/>
+                <w:szCs w:val="18"/>
+              </w:rPr>
+              <w:t xml:space="preserve">70-75% already covered by the Rs 433.8cr (Jun-end) order book</w:t>
+            </w:r>
+          </w:p>
+        </w:tc>
+        <w:tc>
+          <w:tcPr>
+            <w:tcW w:type="dxa" w:w="900"/>
+          </w:tcPr>
+          <w:p>
+            <w:r>
+              <w:rPr>
+                <w:b w:val="false"/>
+                <w:bCs w:val="false"/>
+                <w:sz w:val="18"/>
+                <w:szCs w:val="18"/>
+              </w:rPr>
+              <w:t xml:space="preserve">FY27</w:t>
+            </w:r>
+          </w:p>
+        </w:tc>
+        <w:tc>
+          <w:tcPr>
+            <w:tcW w:type="dxa" w:w="1200"/>
+          </w:tcPr>
+          <w:p>
+            <w:r>
+              <w:rPr>
+                <w:b w:val="false"/>
+                <w:bCs w:val="false"/>
+                <w:sz w:val="18"/>
+                <w:szCs w:val="18"/>
+              </w:rPr>
+              <w:t xml:space="preserve">commercial</w:t>
+            </w:r>
+          </w:p>
+        </w:tc>
+        <w:tc>
+          <w:tcPr>
+            <w:tcW w:type="dxa" w:w="800"/>
+          </w:tcPr>
+          <w:p>
+            <w:r>
+              <w:rPr>
+                <w:b w:val="false"/>
+                <w:bCs w:val="false"/>
+                <w:sz w:val="18"/>
+                <w:szCs w:val="18"/>
+              </w:rPr>
+              <w:t xml:space="preserve">yes</w:t>
+            </w:r>
+          </w:p>
+        </w:tc>
+      </w:tr>
+      <w:tr>
+        <w:tc>
+          <w:tcPr>
+            <w:tcW w:type="dxa" w:w="1100"/>
+          </w:tcPr>
+          <w:p>
+            <w:r>
+              <w:rPr>
+                <w:b w:val="false"/>
+                <w:bCs w:val="false"/>
+                <w:sz w:val="18"/>
+                <w:szCs w:val="18"/>
+              </w:rPr>
+              <w:t xml:space="preserve">new_business</w:t>
+            </w:r>
+          </w:p>
+        </w:tc>
+        <w:tc>
+          <w:tcPr>
+            <w:tcW w:type="dxa" w:w="2600"/>
+          </w:tcPr>
+          <w:p>
+            <w:r>
+              <w:rPr>
+                <w:b w:val="false"/>
+                <w:bCs w:val="false"/>
+                <w:sz w:val="18"/>
+                <w:szCs w:val="18"/>
+              </w:rPr>
+              <w:t xml:space="preserve">Aerospace &amp; defence mix scaling to ~20% of revenue</w:t>
+            </w:r>
+          </w:p>
+        </w:tc>
+        <w:tc>
+          <w:tcPr>
+            <w:tcW w:type="dxa" w:w="2400"/>
+          </w:tcPr>
+          <w:p>
+            <w:r>
+              <w:rPr>
+                <w:b w:val="false"/>
+                <w:bCs w:val="false"/>
+                <w:sz w:val="18"/>
+                <w:szCs w:val="18"/>
+              </w:rPr>
+              <w:t xml:space="preserve">Rs 60-70cr FY27 (mainly HAL); JV with Big Bang Boom Solutions for next-gen defence tech</w:t>
+            </w:r>
+          </w:p>
+        </w:tc>
+        <w:tc>
+          <w:tcPr>
+            <w:tcW w:type="dxa" w:w="900"/>
+          </w:tcPr>
+          <w:p>
+            <w:r>
+              <w:rPr>
+                <w:b w:val="false"/>
+                <w:bCs w:val="false"/>
+                <w:sz w:val="18"/>
+                <w:szCs w:val="18"/>
+              </w:rPr>
+              <w:t xml:space="preserve">FY28</w:t>
+            </w:r>
+          </w:p>
+        </w:tc>
+        <w:tc>
+          <w:tcPr>
+            <w:tcW w:type="dxa" w:w="1200"/>
+          </w:tcPr>
+          <w:p>
+            <w:r>
+              <w:rPr>
+                <w:b w:val="false"/>
+                <w:bCs w:val="false"/>
+                <w:sz w:val="18"/>
+                <w:szCs w:val="18"/>
+              </w:rPr>
+              <w:t xml:space="preserve">action</w:t>
+            </w:r>
+          </w:p>
+        </w:tc>
+        <w:tc>
+          <w:tcPr>
+            <w:tcW w:type="dxa" w:w="800"/>
+          </w:tcPr>
+          <w:p>
+            <w:r>
+              <w:rPr>
+                <w:b w:val="false"/>
+                <w:bCs w:val="false"/>
+                <w:sz w:val="18"/>
+                <w:szCs w:val="18"/>
+              </w:rPr>
+              <w:t xml:space="preserve">yes</w:t>
+            </w:r>
+          </w:p>
+        </w:tc>
+      </w:tr>
+      <w:tr>
+        <w:tc>
+          <w:tcPr>
+            <w:tcW w:type="dxa" w:w="1100"/>
+          </w:tcPr>
+          <w:p>
+            <w:r>
+              <w:rPr>
+                <w:b w:val="false"/>
+                <w:bCs w:val="false"/>
+                <w:sz w:val="18"/>
+                <w:szCs w:val="18"/>
+              </w:rPr>
+              <w:t xml:space="preserve">margin</w:t>
+            </w:r>
+          </w:p>
+        </w:tc>
+        <w:tc>
+          <w:tcPr>
+            <w:tcW w:type="dxa" w:w="2600"/>
+          </w:tcPr>
+          <w:p>
+            <w:r>
+              <w:rPr>
+                <w:b w:val="false"/>
+                <w:bCs w:val="false"/>
+                <w:sz w:val="18"/>
+                <w:szCs w:val="18"/>
+              </w:rPr>
+              <w:t xml:space="preserve">FY27 PAT margin guidance 12-13%</w:t>
+            </w:r>
+          </w:p>
+        </w:tc>
+        <w:tc>
+          <w:tcPr>
+            <w:tcW w:type="dxa" w:w="2400"/>
+          </w:tcPr>
+          <w:p>
+            <w:r>
+              <w:rPr>
+                <w:b w:val="false"/>
+                <w:bCs w:val="false"/>
+                <w:sz w:val="18"/>
+                <w:szCs w:val="18"/>
+              </w:rPr>
+              <w:t xml:space="preserve">vs FY26 actual ~12.2% (Rs39.1cr/Rs319.6cr) and a 500bps EBITDA margin compression YoY in FY26</w:t>
+            </w:r>
+          </w:p>
+        </w:tc>
+        <w:tc>
+          <w:tcPr>
+            <w:tcW w:type="dxa" w:w="900"/>
+          </w:tcPr>
+          <w:p>
+            <w:r>
+              <w:rPr>
+                <w:b w:val="false"/>
+                <w:bCs w:val="false"/>
+                <w:sz w:val="18"/>
+                <w:szCs w:val="18"/>
+              </w:rPr>
+              <w:t xml:space="preserve">FY27</w:t>
+            </w:r>
+          </w:p>
+        </w:tc>
+        <w:tc>
+          <w:tcPr>
+            <w:tcW w:type="dxa" w:w="1200"/>
+          </w:tcPr>
+          <w:p>
+            <w:r>
+              <w:rPr>
+                <w:b w:val="false"/>
+                <w:bCs w:val="false"/>
+                <w:sz w:val="18"/>
+                <w:szCs w:val="18"/>
+              </w:rPr>
+              <w:t xml:space="preserve">expectation</w:t>
+            </w:r>
+          </w:p>
+        </w:tc>
+        <w:tc>
+          <w:tcPr>
+            <w:tcW w:type="dxa" w:w="800"/>
+          </w:tcPr>
+          <w:p>
+            <w:r>
+              <w:rPr>
+                <w:b w:val="false"/>
+                <w:bCs w:val="false"/>
+                <w:sz w:val="18"/>
+                <w:szCs w:val="18"/>
+              </w:rPr>
+              <w:t xml:space="preserve">yes</w:t>
+            </w:r>
+          </w:p>
+        </w:tc>
+      </w:tr>
+      <w:tr>
+        <w:tc>
+          <w:tcPr>
+            <w:tcW w:type="dxa" w:w="1100"/>
+          </w:tcPr>
+          <w:p>
+            <w:r>
+              <w:rPr>
+                <w:b w:val="false"/>
+                <w:bCs w:val="false"/>
+                <w:sz w:val="18"/>
+                <w:szCs w:val="18"/>
+              </w:rPr>
+              <w:t xml:space="preserve">orders</w:t>
+            </w:r>
+          </w:p>
+        </w:tc>
+        <w:tc>
+          <w:tcPr>
+            <w:tcW w:type="dxa" w:w="2600"/>
+          </w:tcPr>
+          <w:p>
+            <w:r>
+              <w:rPr>
+                <w:b w:val="false"/>
+                <w:bCs w:val="false"/>
+                <w:sz w:val="18"/>
+                <w:szCs w:val="18"/>
+              </w:rPr>
+              <w:t xml:space="preserve">Steady bolt-on order wins across rail/metro</w:t>
+            </w:r>
+          </w:p>
+        </w:tc>
+        <w:tc>
+          <w:tcPr>
+            <w:tcW w:type="dxa" w:w="2400"/>
+          </w:tcPr>
+          <w:p>
+            <w:r>
+              <w:rPr>
+                <w:b w:val="false"/>
+                <w:bCs w:val="false"/>
+                <w:sz w:val="18"/>
+                <w:szCs w:val="18"/>
+              </w:rPr>
+              <w:t xml:space="preserve">Rs31.08cr LOA (RCF Kapurthala, Namo Bharat), Rs1.92cr (Kolkata Metro), Acme JV MOU for a Konkan Railway tender</w:t>
+            </w:r>
+          </w:p>
+        </w:tc>
+        <w:tc>
+          <w:tcPr>
+            <w:tcW w:type="dxa" w:w="900"/>
+          </w:tcPr>
+          <w:p>
+            <w:r>
+              <w:rPr>
+                <w:b w:val="false"/>
+                <w:bCs w:val="false"/>
+                <w:sz w:val="18"/>
+                <w:szCs w:val="18"/>
+              </w:rPr>
+              <w:t xml:space="preserve">6M</w:t>
+            </w:r>
+          </w:p>
+        </w:tc>
+        <w:tc>
+          <w:tcPr>
+            <w:tcW w:type="dxa" w:w="1200"/>
+          </w:tcPr>
+          <w:p>
+            <w:r>
+              <w:rPr>
+                <w:b w:val="false"/>
+                <w:bCs w:val="false"/>
+                <w:sz w:val="18"/>
+                <w:szCs w:val="18"/>
+              </w:rPr>
+              <w:t xml:space="preserve">commercial</w:t>
+            </w:r>
+          </w:p>
+        </w:tc>
+        <w:tc>
+          <w:tcPr>
+            <w:tcW w:type="dxa" w:w="800"/>
+          </w:tcPr>
+          <w:p>
+            <w:r>
+              <w:rPr>
+                <w:b w:val="false"/>
+                <w:bCs w:val="false"/>
+                <w:sz w:val="18"/>
+                <w:szCs w:val="18"/>
+              </w:rPr>
+              <w:t xml:space="preserve"/>
+            </w:r>
+          </w:p>
+        </w:tc>
+      </w:tr>
+      <w:tr>
+        <w:tc>
+          <w:tcPr>
+            <w:tcW w:type="dxa" w:w="1100"/>
+          </w:tcPr>
+          <w:p>
+            <w:r>
+              <w:rPr>
+                <w:b w:val="false"/>
+                <w:bCs w:val="false"/>
+                <w:sz w:val="18"/>
+                <w:szCs w:val="18"/>
+              </w:rPr>
+              <w:t xml:space="preserve">capex</w:t>
+            </w:r>
+          </w:p>
+        </w:tc>
+        <w:tc>
+          <w:tcPr>
+            <w:tcW w:type="dxa" w:w="2600"/>
+          </w:tcPr>
+          <w:p>
+            <w:r>
+              <w:rPr>
+                <w:b w:val="false"/>
+                <w:bCs w:val="false"/>
+                <w:sz w:val="18"/>
+                <w:szCs w:val="18"/>
+              </w:rPr>
+              <w:t xml:space="preserve">Machinery capex build-out for capacity</w:t>
+            </w:r>
+          </w:p>
+        </w:tc>
+        <w:tc>
+          <w:tcPr>
+            <w:tcW w:type="dxa" w:w="2400"/>
+          </w:tcPr>
+          <w:p>
+            <w:r>
+              <w:rPr>
+                <w:b w:val="false"/>
+                <w:bCs w:val="false"/>
+                <w:sz w:val="18"/>
+                <w:szCs w:val="18"/>
+              </w:rPr>
+              <w:t xml:space="preserve">Rs13.68cr FY26 budget, only Rs2.91cr utilized; balance pushed to FY27 on supply-chain delays</w:t>
+            </w:r>
+          </w:p>
+        </w:tc>
+        <w:tc>
+          <w:tcPr>
+            <w:tcW w:type="dxa" w:w="900"/>
+          </w:tcPr>
+          <w:p>
+            <w:r>
+              <w:rPr>
+                <w:b w:val="false"/>
+                <w:bCs w:val="false"/>
+                <w:sz w:val="18"/>
+                <w:szCs w:val="18"/>
+              </w:rPr>
+              <w:t xml:space="preserve">FY27</w:t>
+            </w:r>
+          </w:p>
+        </w:tc>
+        <w:tc>
+          <w:tcPr>
+            <w:tcW w:type="dxa" w:w="1200"/>
+          </w:tcPr>
+          <w:p>
+            <w:r>
+              <w:rPr>
+                <w:b w:val="false"/>
+                <w:bCs w:val="false"/>
+                <w:sz w:val="18"/>
+                <w:szCs w:val="18"/>
+              </w:rPr>
+              <w:t xml:space="preserve">action</w:t>
+            </w:r>
+          </w:p>
+        </w:tc>
+        <w:tc>
+          <w:tcPr>
+            <w:tcW w:type="dxa" w:w="800"/>
+          </w:tcPr>
+          <w:p>
+            <w:r>
+              <w:rPr>
+                <w:b w:val="false"/>
+                <w:bCs w:val="false"/>
+                <w:sz w:val="18"/>
+                <w:szCs w:val="18"/>
+              </w:rPr>
+              <w:t xml:space="preserve"/>
+            </w:r>
+          </w:p>
+        </w:tc>
+      </w:tr>
+    </w:tbl>
+    <w:p>
+      <w:pPr>
+        <w:spacing w:after="60" w:before="120"/>
+      </w:pPr>
+      <w:r>
+        <w:rPr>
+          <w:b/>
+          <w:bCs/>
+          <w:sz w:val="20"/>
+          <w:szCs w:val="20"/>
+        </w:rPr>
+        <w:t xml:space="preserve">Earnings chain: </w:t>
+      </w:r>
+      <w:r>
+        <w:rPr>
+          <w:b w:val="false"/>
+          <w:bCs w:val="false"/>
+          <w:sz w:val="20"/>
+          <w:szCs w:val="20"/>
+        </w:rPr>
+        <w:t xml:space="preserve">order book conversion (rail/metro/A&amp;D)</w:t>
+      </w:r>
+      <w:r>
+        <w:rPr>
+          <w:color w:val="666666"/>
+          <w:sz w:val="20"/>
+          <w:szCs w:val="20"/>
+        </w:rPr>
+        <w:t xml:space="preserve"> → </w:t>
+      </w:r>
+      <w:r>
+        <w:rPr>
+          <w:b w:val="false"/>
+          <w:bCs w:val="false"/>
+          <w:sz w:val="20"/>
+          <w:szCs w:val="20"/>
+        </w:rPr>
+        <w:t xml:space="preserve">machinery capex + capacity (delayed to FY27)</w:t>
+      </w:r>
+      <w:r>
+        <w:rPr>
+          <w:color w:val="666666"/>
+          <w:sz w:val="20"/>
+          <w:szCs w:val="20"/>
+        </w:rPr>
+        <w:t xml:space="preserve"> → </w:t>
+      </w:r>
+      <w:r>
+        <w:rPr>
+          <w:b w:val="false"/>
+          <w:bCs w:val="false"/>
+          <w:sz w:val="20"/>
+          <w:szCs w:val="20"/>
+        </w:rPr>
+        <w:t xml:space="preserve">revenue growth (FY27 guide Rs500cr)</w:t>
+      </w:r>
+      <w:r>
+        <w:rPr>
+          <w:color w:val="666666"/>
+          <w:sz w:val="20"/>
+          <w:szCs w:val="20"/>
+        </w:rPr>
+        <w:t xml:space="preserve"> → </w:t>
+      </w:r>
+      <w:r>
+        <w:rPr>
+          <w:b w:val="false"/>
+          <w:bCs w:val="false"/>
+          <w:sz w:val="20"/>
+          <w:szCs w:val="20"/>
+        </w:rPr>
+        <w:t xml:space="preserve">A&amp;D mix scaling to ~20%</w:t>
+      </w:r>
+      <w:r>
+        <w:rPr>
+          <w:color w:val="666666"/>
+          <w:sz w:val="20"/>
+          <w:szCs w:val="20"/>
+        </w:rPr>
+        <w:t xml:space="preserve"> → </w:t>
+      </w:r>
+      <w:r>
+        <w:rPr>
+          <w:b w:val="false"/>
+          <w:bCs w:val="false"/>
+          <w:sz w:val="20"/>
+          <w:szCs w:val="20"/>
+        </w:rPr>
+        <w:t xml:space="preserve">operating leverage / margin recovery to 12-13% PAT margin</w:t>
+      </w:r>
+      <w:r>
+        <w:rPr>
+          <w:color w:val="666666"/>
+          <w:sz w:val="20"/>
+          <w:szCs w:val="20"/>
+        </w:rPr>
+        <w:t xml:space="preserve"> → </w:t>
+      </w:r>
+      <w:r>
+        <w:rPr>
+          <w:b w:val="false"/>
+          <w:bCs w:val="false"/>
+          <w:sz w:val="20"/>
+          <w:szCs w:val="20"/>
+        </w:rPr>
+        <w:t xml:space="preserve">PAT</w:t>
+      </w:r>
+    </w:p>
+    <w:p>
+      <w:pPr>
+        <w:spacing w:after="120"/>
+      </w:pPr>
+      <w:r>
+        <w:rPr>
+          <w:color w:val="666666"/>
+          <w:sz w:val="18"/>
+          <w:szCs w:val="18"/>
+        </w:rPr>
+        <w:t xml:space="preserve">Bottleneck link: machinery capex execution (already delayed once) + A&amp;D mix ramp.</w:t>
+      </w:r>
+    </w:p>
+    <w:p>
+      <w:pPr>
+        <w:spacing w:after="120"/>
+      </w:pPr>
+      <w:r>
+        <w:rPr>
+          <w:color w:val="666666"/>
+          <w:sz w:val="18"/>
+          <w:szCs w:val="18"/>
+        </w:rPr>
+        <w:t xml:space="preserve">Operating leverage: unclear — FY26 EBITDA margin compressed ~500bps YoY despite 66% revenue growth; the guided recovery to 12-13% PAT margin in FY27 is not yet evidenced in any reported quarter</w:t>
+      </w:r>
+    </w:p>
+    <w:p>
+      <w:pPr>
+        <w:spacing w:after="120"/>
+      </w:pPr>
+      <w:r>
+        <w:rPr>
+          <w:color w:val="666666"/>
+          <w:sz w:val="18"/>
+          <w:szCs w:val="18"/>
+        </w:rPr>
+        <w:t xml:space="preserve">Evidenced: order book conversion (rail/metro/A&amp;D). Still assumed: machinery capex + capacity (delayed to FY27); A&amp;D mix scaling to ~20%; operating leverage / margin recovery.</w:t>
+      </w:r>
+    </w:p>
+    <w:p>
+      <w:pPr>
+        <w:spacing w:after="120"/>
+      </w:pPr>
+      <w:r>
+        <w:rPr>
+          <w:b/>
+          <w:bCs/>
+          <w:sz w:val="20"/>
+          <w:szCs w:val="20"/>
+        </w:rPr>
+        <w:t xml:space="preserve">Market expectation vs. our path:</w:t>
       </w:r>
     </w:p>
     <w:tbl>
@@ -373,125 +1593,287 @@
                 <w:b/>
                 <w:bCs/>
               </w:rPr>
-              <w:t xml:space="preserve">Theme</w:t>
-            </w:r>
-          </w:p>
-        </w:tc>
-        <w:tc>
-          <w:tcPr>
-            <w:tcW w:type="dxa" w:w="5800"/>
-          </w:tcPr>
-          <w:p>
-            <w:r>
-              <w:t xml:space="preserve">Defence / aerospace manufacturing bottlenecks + rail rolling-stock</w:t>
-            </w:r>
-          </w:p>
-        </w:tc>
-      </w:tr>
-      <w:tr>
-        <w:tc>
-          <w:tcPr>
-            <w:tcW w:type="dxa" w:w="3200"/>
-            <w:shd w:fill="F2F2F2" w:val="clear"/>
-          </w:tcPr>
-          <w:p>
-            <w:r>
-              <w:rPr>
-                <w:b/>
-                <w:bCs/>
-              </w:rPr>
-              <w:t xml:space="preserve">This company's position</w:t>
-            </w:r>
-          </w:p>
-        </w:tc>
-        <w:tc>
-          <w:tcPr>
-            <w:tcW w:type="dxa" w:w="5800"/>
-          </w:tcPr>
-          <w:p>
-            <w:r>
-              <w:t xml:space="preserve">Tier-2/3 precision forged &amp; machined components and coach interior/exterior assemblies for Indian Railways / metro / export coaches, ramping into aerospace &amp; defence components (HAL)</w:t>
-            </w:r>
-          </w:p>
-        </w:tc>
-      </w:tr>
-      <w:tr>
-        <w:tc>
-          <w:tcPr>
-            <w:tcW w:type="dxa" w:w="3200"/>
-            <w:shd w:fill="F2F2F2" w:val="clear"/>
-          </w:tcPr>
-          <w:p>
-            <w:r>
-              <w:rPr>
-                <w:b/>
-                <w:bCs/>
-              </w:rPr>
-              <w:t xml:space="preserve">Bottleneck node (pricing power)</w:t>
-            </w:r>
-          </w:p>
-        </w:tc>
-        <w:tc>
-          <w:tcPr>
-            <w:tcW w:type="dxa" w:w="5800"/>
-          </w:tcPr>
-          <w:p>
-            <w:r>
-              <w:t xml:space="preserve">Certified precision-machining and assembly capacity for A&amp;D and rolling-stock, with RDSO / customer qualifications</w:t>
-            </w:r>
-          </w:p>
-        </w:tc>
-      </w:tr>
-      <w:tr>
-        <w:tc>
-          <w:tcPr>
-            <w:tcW w:type="dxa" w:w="3200"/>
-            <w:shd w:fill="F2F2F2" w:val="clear"/>
-          </w:tcPr>
-          <w:p>
-            <w:r>
-              <w:rPr>
-                <w:b/>
-                <w:bCs/>
-              </w:rPr>
-              <w:t xml:space="preserve">Supply-side status</w:t>
-            </w:r>
-          </w:p>
-        </w:tc>
-        <w:tc>
-          <w:tcPr>
-            <w:tcW w:type="dxa" w:w="5800"/>
-          </w:tcPr>
-          <w:p>
-            <w:r>
-              <w:t xml:space="preserve">adding</w:t>
-            </w:r>
-          </w:p>
-        </w:tc>
-      </w:tr>
-      <w:tr>
-        <w:tc>
-          <w:tcPr>
-            <w:tcW w:type="dxa" w:w="3200"/>
-            <w:shd w:fill="F2F2F2" w:val="clear"/>
-          </w:tcPr>
-          <w:p>
-            <w:r>
-              <w:rPr>
-                <w:b/>
-                <w:bCs/>
-              </w:rPr>
-              <w:t xml:space="preserve">Adjacent-node peers</w:t>
-            </w:r>
-          </w:p>
-        </w:tc>
-        <w:tc>
-          <w:tcPr>
-            <w:tcW w:type="dxa" w:w="5800"/>
-          </w:tcPr>
-          <w:p>
-            <w:r>
-              <w:t xml:space="preserve">Titagarh Rail Systems, Jupiter Wagons, MTAR Technologies, Azad Engineering</w:t>
+              <w:t xml:space="preserve">As of</w:t>
+            </w:r>
+          </w:p>
+        </w:tc>
+        <w:tc>
+          <w:tcPr>
+            <w:tcW w:type="dxa" w:w="5800"/>
+          </w:tcPr>
+          <w:p>
+            <w:r>
+              <w:t xml:space="preserve">2026-09-12</w:t>
+            </w:r>
+          </w:p>
+        </w:tc>
+      </w:tr>
+      <w:tr>
+        <w:tc>
+          <w:tcPr>
+            <w:tcW w:type="dxa" w:w="3200"/>
+            <w:shd w:fill="F2F2F2" w:val="clear"/>
+          </w:tcPr>
+          <w:p>
+            <w:r>
+              <w:rPr>
+                <w:b/>
+                <w:bCs/>
+              </w:rPr>
+              <w:t xml:space="preserve">Price / multiple</w:t>
+            </w:r>
+          </w:p>
+        </w:tc>
+        <w:tc>
+          <w:tcPr>
+            <w:tcW w:type="dxa" w:w="5800"/>
+          </w:tcPr>
+          <w:p>
+            <w:r>
+              <w:t xml:space="preserve">29.35x P/E</w:t>
+            </w:r>
+          </w:p>
+        </w:tc>
+      </w:tr>
+      <w:tr>
+        <w:tc>
+          <w:tcPr>
+            <w:tcW w:type="dxa" w:w="3200"/>
+            <w:shd w:fill="F2F2F2" w:val="clear"/>
+          </w:tcPr>
+          <w:p>
+            <w:r>
+              <w:rPr>
+                <w:b/>
+                <w:bCs/>
+              </w:rPr>
+              <w:t xml:space="preserve">Right valuation lens</w:t>
+            </w:r>
+          </w:p>
+        </w:tc>
+        <w:tc>
+          <w:tcPr>
+            <w:tcW w:type="dxa" w:w="5800"/>
+          </w:tcPr>
+          <w:p>
+            <w:r>
+              <w:t xml:space="preserve">P/E</w:t>
+            </w:r>
+          </w:p>
+        </w:tc>
+      </w:tr>
+      <w:tr>
+        <w:tc>
+          <w:tcPr>
+            <w:tcW w:type="dxa" w:w="3200"/>
+            <w:shd w:fill="F2F2F2" w:val="clear"/>
+          </w:tcPr>
+          <w:p>
+            <w:r>
+              <w:rPr>
+                <w:b/>
+                <w:bCs/>
+              </w:rPr>
+              <w:t xml:space="preserve">Price implies</w:t>
+            </w:r>
+          </w:p>
+        </w:tc>
+        <w:tc>
+          <w:tcPr>
+            <w:tcW w:type="dxa" w:w="5800"/>
+          </w:tcPr>
+          <w:p>
+            <w:r>
+              <w:t xml:space="preserve">~29x trailing; FY27 guidance (Rs500cr revenue, +56%, 12-13% PAT margin) implies PAT of roughly Rs60-65cr (+55-65% YoY) -&gt; ~19x FY27E; holding a similar multiple into FY28 needs the A&amp;D mix ramp and margin recovery to actually land</w:t>
+            </w:r>
+          </w:p>
+        </w:tc>
+      </w:tr>
+      <w:tr>
+        <w:tc>
+          <w:tcPr>
+            <w:tcW w:type="dxa" w:w="3200"/>
+            <w:shd w:fill="F2F2F2" w:val="clear"/>
+          </w:tcPr>
+          <w:p>
+            <w:r>
+              <w:rPr>
+                <w:b/>
+                <w:bCs/>
+              </w:rPr>
+              <w:t xml:space="preserve">Our FY27</w:t>
+            </w:r>
+          </w:p>
+        </w:tc>
+        <w:tc>
+          <w:tcPr>
+            <w:tcW w:type="dxa" w:w="5800"/>
+          </w:tcPr>
+          <w:p>
+            <w:r>
+              <w:t xml:space="preserve">revenue ~Rs500cr per guidance (70-75% order-book covered), PAT margin 12-13% -&gt; PAT ~Rs60-65cr, assuming the FY26 margin compression does not deepen further</w:t>
+            </w:r>
+          </w:p>
+        </w:tc>
+      </w:tr>
+      <w:tr>
+        <w:tc>
+          <w:tcPr>
+            <w:tcW w:type="dxa" w:w="3200"/>
+            <w:shd w:fill="F2F2F2" w:val="clear"/>
+          </w:tcPr>
+          <w:p>
+            <w:r>
+              <w:rPr>
+                <w:b/>
+                <w:bCs/>
+              </w:rPr>
+              <w:t xml:space="preserve">Our FY28</w:t>
+            </w:r>
+          </w:p>
+        </w:tc>
+        <w:tc>
+          <w:tcPr>
+            <w:tcW w:type="dxa" w:w="5800"/>
+          </w:tcPr>
+          <w:p>
+            <w:r>
+              <w:t xml:space="preserve">second leg from A&amp;D mix reaching ~20% of revenue (higher margin) and FY27 capex coming online, plus any Big Bang Boom JV revenue contribution — contingent on the FY27 margin-recovery commitment actually being delivered</w:t>
+            </w:r>
+          </w:p>
+        </w:tc>
+      </w:tr>
+      <w:tr>
+        <w:tc>
+          <w:tcPr>
+            <w:tcW w:type="dxa" w:w="3200"/>
+            <w:shd w:fill="F2F2F2" w:val="clear"/>
+          </w:tcPr>
+          <w:p>
+            <w:r>
+              <w:rPr>
+                <w:b/>
+                <w:bCs/>
+              </w:rPr>
+              <w:t xml:space="preserve">Gap direction</w:t>
+            </w:r>
+          </w:p>
+        </w:tc>
+        <w:tc>
+          <w:tcPr>
+            <w:tcW w:type="dxa" w:w="5800"/>
+          </w:tcPr>
+          <w:p>
+            <w:r>
+              <w:t xml:space="preserve">partially-priced</w:t>
+            </w:r>
+          </w:p>
+        </w:tc>
+      </w:tr>
+      <w:tr>
+        <w:tc>
+          <w:tcPr>
+            <w:tcW w:type="dxa" w:w="3200"/>
+            <w:shd w:fill="F2F2F2" w:val="clear"/>
+          </w:tcPr>
+          <w:p>
+            <w:r>
+              <w:rPr>
+                <w:b/>
+                <w:bCs/>
+              </w:rPr>
+              <w:t xml:space="preserve">Gap type</w:t>
+            </w:r>
+          </w:p>
+        </w:tc>
+        <w:tc>
+          <w:tcPr>
+            <w:tcW w:type="dxa" w:w="5800"/>
+          </w:tcPr>
+          <w:p>
+            <w:r>
+              <w:t xml:space="preserve">margin</w:t>
+            </w:r>
+          </w:p>
+        </w:tc>
+      </w:tr>
+      <w:tr>
+        <w:tc>
+          <w:tcPr>
+            <w:tcW w:type="dxa" w:w="3200"/>
+            <w:shd w:fill="F2F2F2" w:val="clear"/>
+          </w:tcPr>
+          <w:p>
+            <w:r>
+              <w:rPr>
+                <w:b/>
+                <w:bCs/>
+              </w:rPr>
+              <w:t xml:space="preserve">Gap magnitude</w:t>
+            </w:r>
+          </w:p>
+        </w:tc>
+        <w:tc>
+          <w:tcPr>
+            <w:tcW w:type="dxa" w:w="5800"/>
+          </w:tcPr>
+          <w:p>
+            <w:r>
+              <w:t xml:space="preserve">not estimable</w:t>
+            </w:r>
+          </w:p>
+        </w:tc>
+      </w:tr>
+      <w:tr>
+        <w:tc>
+          <w:tcPr>
+            <w:tcW w:type="dxa" w:w="3200"/>
+            <w:shd w:fill="F2F2F2" w:val="clear"/>
+          </w:tcPr>
+          <w:p>
+            <w:r>
+              <w:rPr>
+                <w:b/>
+                <w:bCs/>
+              </w:rPr>
+              <w:t xml:space="preserve">Gap basis</w:t>
+            </w:r>
+          </w:p>
+        </w:tc>
+        <w:tc>
+          <w:tcPr>
+            <w:tcW w:type="dxa" w:w="5800"/>
+          </w:tcPr>
+          <w:p>
+            <w:r>
+              <w:t xml:space="preserve">the order-book-backed revenue growth is well understood by the market (29x trailing / ~19x FY27E against 56%+ guided growth is not an obviously rich multiple), but the margin-recovery and A&amp;D-ramp legs are assumed, not evidenced — assumed_links outnumber evidenced_links in the earnings chain, so the multiple is only partially crediting the bull case</w:t>
+            </w:r>
+          </w:p>
+        </w:tc>
+      </w:tr>
+      <w:tr>
+        <w:tc>
+          <w:tcPr>
+            <w:tcW w:type="dxa" w:w="3200"/>
+            <w:shd w:fill="F2F2F2" w:val="clear"/>
+          </w:tcPr>
+          <w:p>
+            <w:r>
+              <w:rPr>
+                <w:b/>
+                <w:bCs/>
+              </w:rPr>
+              <w:t xml:space="preserve">Evidence quality</w:t>
+            </w:r>
+          </w:p>
+        </w:tc>
+        <w:tc>
+          <w:tcPr>
+            <w:tcW w:type="dxa" w:w="5800"/>
+          </w:tcPr>
+          <w:p>
+            <w:r>
+              <w:t xml:space="preserve">moderate</w:t>
             </w:r>
           </w:p>
         </w:tc>
@@ -501,13 +1883,44 @@
       <w:pPr>
         <w:spacing w:after="120"/>
       </w:pPr>
+      <w:r>
+        <w:rPr>
+          <w:i/>
+          <w:iCs/>
+          <w:color w:val="666666"/>
+          <w:sz w:val="16"/>
+          <w:szCs w:val="16"/>
+        </w:rPr>
+        <w:t xml:space="preserve">no broker consensus; implied path is a reverse-P/E estimate + screener.in forward figures + VP thread view</w:t>
+      </w:r>
+    </w:p>
+    <w:p>
+      <w:pPr>
+        <w:spacing w:after="120" w:before="120"/>
+      </w:pPr>
+      <w:r>
+        <w:rPr>
+          <w:b/>
+          <w:bCs/>
+          <w:sz w:val="20"/>
+          <w:szCs w:val="20"/>
+        </w:rPr>
+        <w:t xml:space="preserve">Catalyst: </w:t>
+      </w:r>
+      <w:r>
+        <w:rPr>
+          <w:sz w:val="20"/>
+          <w:szCs w:val="20"/>
+        </w:rPr>
+        <w:t xml:space="preserve">Q2/Q3 FY27 prints showing FY27 Rs500cr guidance progress, a margin-recovery inflection (vs the FY26 -500bps compression), and A&amp;D order flow (Big Bang Boom JV formalisation + HAL orders)</w:t>
+      </w:r>
       <w:r>
         <w:rPr>
           <w:color w:val="666666"/>
           <w:sz w:val="18"/>
           <w:szCs w:val="18"/>
         </w:rPr>
-        <w:t xml:space="preserve">The rail-interiors base is a steady but modest market; the value-chain upgrade is the deliberate move into higher-margin A&amp;D precision parts. That step-up - customer breadth beyond HAL, margins, order flow - is what the thesis rides on and is not yet demonstrated.</w:t>
+        <w:t xml:space="preserve"> (window ~6M from 2026-09-12; undated; evidence med; pending)</w:t>
       </w:r>
     </w:p>
     <w:p>
@@ -516,62 +1929,7 @@
         <w:spacing w:after="120" w:before="280"/>
       </w:pPr>
       <w:r>
-        <w:t xml:space="preserve">Technical Read (Weekly / Monthly MACD + Bollinger Bands, or RSI/CCI/Williams %R proxy)</w:t>
-      </w:r>
-    </w:p>
-    <w:p>
-      <w:pPr>
-        <w:spacing w:after="120"/>
-      </w:pPr>
-      <w:r>
-        <w:t xml:space="preserve">Shares reportedly surged ~12% on the record Q1FY27 print. WebSearch-level only; no TradingView session used this run.</w:t>
-      </w:r>
-    </w:p>
-    <w:p>
-      <w:pPr>
-        <w:pStyle w:val="Heading1"/>
-        <w:spacing w:after="120" w:before="280"/>
-      </w:pPr>
-      <w:r>
-        <w:t xml:space="preserve">ValuePickr Community Signal</w:t>
-      </w:r>
-    </w:p>
-    <w:p>
-      <w:pPr>
-        <w:spacing w:after="120"/>
-      </w:pPr>
-      <w:r>
-        <w:t xml:space="preserve">No dedicated ValuePickr thread resolved (search returned unrelated SME threads; topic_slug null). Assessment is web/filings + trusted-X. @a_basumallick's STOCK STORY feature is the anchor signal. Third-party earnings-call notes corroborate the Rs 500 Cr FY27 guidance, the Rs 433.8 Cr order book and the A&amp;D-to-20% target.</w:t>
-      </w:r>
-    </w:p>
-    <w:p>
-      <w:pPr>
-        <w:spacing w:after="120"/>
-      </w:pPr>
-      <w:r>
-        <w:rPr>
-          <w:b/>
-          <w:bCs/>
-          <w:sz w:val="20"/>
-          <w:szCs w:val="20"/>
-        </w:rPr>
-        <w:t xml:space="preserve">High-conviction call from a top contributor: </w:t>
-      </w:r>
-      <w:r>
-        <w:rPr>
-          <w:sz w:val="20"/>
-          <w:szCs w:val="20"/>
-        </w:rPr>
-        <w:t xml:space="preserve">Trusted-X: @a_basumallick (trusted-x cluster) featured Airfloa in a 'STOCK STORY', framing the railways-to-precision-A&amp;D transition as a very interesting business - x_conviction_strength 'high' (bypasses the Step-3 filter, no conviction floor).</w:t>
-      </w:r>
-    </w:p>
-    <w:p>
-      <w:pPr>
-        <w:pStyle w:val="Heading1"/>
-        <w:spacing w:after="120" w:before="280"/>
-      </w:pPr>
-      <w:r>
-        <w:t xml:space="preserve">Trusted-User Signals (Ongoing)</w:t>
+        <w:t xml:space="preserve">Ishmohit-Lens Checks (value chain · earnings quality · growth trajectory · management · quality metrics · track record · global-signal check)</w:t>
       </w:r>
     </w:p>
     <w:p>
@@ -586,12 +1944,12 @@
           <w:sz w:val="18"/>
           <w:szCs w:val="18"/>
         </w:rPr>
-        <w:t xml:space="preserve">Every time a trusted user expresses clear conviction on this stock, most recent first — this section accumulates over time, it isn't a one-time snapshot.</w:t>
-      </w:r>
-    </w:p>
-    <w:p>
-      <w:pPr>
-        <w:spacing w:after="100"/>
+        <w:t xml:space="preserve">Extra checks drawn from @ishmohit1 / SOIC methodology (playbook/ishmohit-soic-style.md): where the company sits in its value chain and what the supply side is doing, whether a margin/PAT inflection is structural or a cyclical peak, the rate-of-change of growth vs. what the multiple demands, and management quality as a positive attribute.</w:t>
+      </w:r>
+    </w:p>
+    <w:p>
+      <w:pPr>
+        <w:spacing w:after="120"/>
       </w:pPr>
       <w:r>
         <w:rPr>
@@ -600,8 +1958,679 @@
           <w:sz w:val="20"/>
           <w:szCs w:val="20"/>
         </w:rPr>
-        <w:t xml:space="preserve">2026-09-10 — undefined</w:t>
-      </w:r>
+        <w:t xml:space="preserve">Value chain &amp; supply side:</w:t>
+      </w:r>
+    </w:p>
+    <w:tbl>
+      <w:tblPr>
+        <w:tblW w:type="dxa" w:w="9000"/>
+        <w:tblBorders>
+          <w:top w:val="single" w:color="auto" w:sz="4"/>
+          <w:left w:val="single" w:color="auto" w:sz="4"/>
+          <w:bottom w:val="single" w:color="auto" w:sz="4"/>
+          <w:right w:val="single" w:color="auto" w:sz="4"/>
+          <w:insideH w:val="single" w:color="auto" w:sz="4"/>
+          <w:insideV w:val="single" w:color="auto" w:sz="4"/>
+        </w:tblBorders>
+      </w:tblPr>
+      <w:tblGrid>
+        <w:gridCol w:w="3200"/>
+        <w:gridCol w:w="5800"/>
+      </w:tblGrid>
+      <w:tr>
+        <w:tc>
+          <w:tcPr>
+            <w:tcW w:type="dxa" w:w="3200"/>
+            <w:shd w:fill="F2F2F2" w:val="clear"/>
+          </w:tcPr>
+          <w:p>
+            <w:r>
+              <w:rPr>
+                <w:b/>
+                <w:bCs/>
+              </w:rPr>
+              <w:t xml:space="preserve">Theme</w:t>
+            </w:r>
+          </w:p>
+        </w:tc>
+        <w:tc>
+          <w:tcPr>
+            <w:tcW w:type="dxa" w:w="5800"/>
+          </w:tcPr>
+          <w:p>
+            <w:r>
+              <w:t xml:space="preserve">Defence / aerospace manufacturing bottlenecks + rail rolling-stock</w:t>
+            </w:r>
+          </w:p>
+        </w:tc>
+      </w:tr>
+      <w:tr>
+        <w:tc>
+          <w:tcPr>
+            <w:tcW w:type="dxa" w:w="3200"/>
+            <w:shd w:fill="F2F2F2" w:val="clear"/>
+          </w:tcPr>
+          <w:p>
+            <w:r>
+              <w:rPr>
+                <w:b/>
+                <w:bCs/>
+              </w:rPr>
+              <w:t xml:space="preserve">This company's position</w:t>
+            </w:r>
+          </w:p>
+        </w:tc>
+        <w:tc>
+          <w:tcPr>
+            <w:tcW w:type="dxa" w:w="5800"/>
+          </w:tcPr>
+          <w:p>
+            <w:r>
+              <w:t xml:space="preserve">Tier-2/3 precision forged &amp; machined components and coach interior/exterior assemblies for Indian Railways / metro / export coaches, ramping into aerospace &amp; defence components (HAL)</w:t>
+            </w:r>
+          </w:p>
+        </w:tc>
+      </w:tr>
+      <w:tr>
+        <w:tc>
+          <w:tcPr>
+            <w:tcW w:type="dxa" w:w="3200"/>
+            <w:shd w:fill="F2F2F2" w:val="clear"/>
+          </w:tcPr>
+          <w:p>
+            <w:r>
+              <w:rPr>
+                <w:b/>
+                <w:bCs/>
+              </w:rPr>
+              <w:t xml:space="preserve">Bottleneck node (pricing power)</w:t>
+            </w:r>
+          </w:p>
+        </w:tc>
+        <w:tc>
+          <w:tcPr>
+            <w:tcW w:type="dxa" w:w="5800"/>
+          </w:tcPr>
+          <w:p>
+            <w:r>
+              <w:t xml:space="preserve">Certified precision-machining and assembly capacity for A&amp;D and rolling-stock, with RDSO / customer qualifications</w:t>
+            </w:r>
+          </w:p>
+        </w:tc>
+      </w:tr>
+      <w:tr>
+        <w:tc>
+          <w:tcPr>
+            <w:tcW w:type="dxa" w:w="3200"/>
+            <w:shd w:fill="F2F2F2" w:val="clear"/>
+          </w:tcPr>
+          <w:p>
+            <w:r>
+              <w:rPr>
+                <w:b/>
+                <w:bCs/>
+              </w:rPr>
+              <w:t xml:space="preserve">Supply-side status</w:t>
+            </w:r>
+          </w:p>
+        </w:tc>
+        <w:tc>
+          <w:tcPr>
+            <w:tcW w:type="dxa" w:w="5800"/>
+          </w:tcPr>
+          <w:p>
+            <w:r>
+              <w:t xml:space="preserve">adding</w:t>
+            </w:r>
+          </w:p>
+        </w:tc>
+      </w:tr>
+      <w:tr>
+        <w:tc>
+          <w:tcPr>
+            <w:tcW w:type="dxa" w:w="3200"/>
+            <w:shd w:fill="F2F2F2" w:val="clear"/>
+          </w:tcPr>
+          <w:p>
+            <w:r>
+              <w:rPr>
+                <w:b/>
+                <w:bCs/>
+              </w:rPr>
+              <w:t xml:space="preserve">Adjacent-node peers</w:t>
+            </w:r>
+          </w:p>
+        </w:tc>
+        <w:tc>
+          <w:tcPr>
+            <w:tcW w:type="dxa" w:w="5800"/>
+          </w:tcPr>
+          <w:p>
+            <w:r>
+              <w:t xml:space="preserve">Titagarh Rail Systems, Jupiter Wagons, MTAR Technologies, Azad Engineering</w:t>
+            </w:r>
+          </w:p>
+        </w:tc>
+      </w:tr>
+    </w:tbl>
+    <w:p>
+      <w:pPr>
+        <w:spacing w:after="120"/>
+      </w:pPr>
+      <w:r>
+        <w:rPr>
+          <w:color w:val="666666"/>
+          <w:sz w:val="18"/>
+          <w:szCs w:val="18"/>
+        </w:rPr>
+        <w:t xml:space="preserve">The rail-interiors base is a steady but modest market; the value-chain upgrade is the deliberate move into higher-margin A&amp;D precision parts. That step-up - customer breadth beyond HAL, margins, order flow - is what the thesis rides on and is not yet demonstrated.</w:t>
+      </w:r>
+    </w:p>
+    <w:p>
+      <w:pPr>
+        <w:spacing w:after="60" w:before="120"/>
+      </w:pPr>
+      <w:r>
+        <w:rPr>
+          <w:b/>
+          <w:bCs/>
+          <w:sz w:val="20"/>
+          <w:szCs w:val="20"/>
+        </w:rPr>
+        <w:t xml:space="preserve">Earnings quality: </w:t>
+      </w:r>
+      <w:r>
+        <w:rPr>
+          <w:sz w:val="20"/>
+          <w:szCs w:val="20"/>
+        </w:rPr>
+        <w:t xml:space="preserve">margin driver mixed</w:t>
+      </w:r>
+      <w:r>
+        <w:rPr>
+          <w:b/>
+          <w:bCs/>
+          <w:color w:val="A32020"/>
+          <w:sz w:val="20"/>
+          <w:szCs w:val="20"/>
+        </w:rPr>
+        <w:t xml:space="preserve"/>
+      </w:r>
+    </w:p>
+    <w:p>
+      <w:pPr>
+        <w:spacing w:after="120"/>
+      </w:pPr>
+      <w:r>
+        <w:rPr>
+          <w:color w:val="666666"/>
+          <w:sz w:val="18"/>
+          <w:szCs w:val="18"/>
+        </w:rPr>
+        <w:t xml:space="preserve">Drivers: Q1FY27 absorbed a one-off Rs1.8cr CSR penalty; revenue mix diluted by lower-margin railway/metro coach-interior orders scaling faster than the higher-margin A&amp;D leg; operating leverage not yet showing through despite 66-200% revenue growth — FY26 EBITDA margin fell ~500bps YoY.</w:t>
+      </w:r>
+    </w:p>
+    <w:p>
+      <w:pPr>
+        <w:spacing w:after="120"/>
+      </w:pPr>
+      <w:r>
+        <w:rPr>
+          <w:color w:val="666666"/>
+          <w:sz w:val="18"/>
+          <w:szCs w:val="18"/>
+        </w:rPr>
+        <w:t xml:space="preserve">Margins are compressing, not sitting at an inflated cyclical peak — the risk here is a margin-recovery commitment (12-13% PAT margin, A&amp;D mix to ~20%) not yet evidenced, rather than currently-overstated earnings.</w:t>
+      </w:r>
+    </w:p>
+    <w:p>
+      <w:pPr>
+        <w:spacing w:after="60" w:before="120"/>
+      </w:pPr>
+      <w:r>
+        <w:rPr>
+          <w:b/>
+          <w:bCs/>
+          <w:sz w:val="20"/>
+          <w:szCs w:val="20"/>
+        </w:rPr>
+        <w:t xml:space="preserve">Growth trajectory: </w:t>
+      </w:r>
+      <w:r>
+        <w:rPr>
+          <w:b w:val="false"/>
+          <w:bCs w:val="false"/>
+          <w:sz w:val="20"/>
+          <w:szCs w:val="20"/>
+        </w:rPr>
+        <w:t xml:space="preserve">YoY growth rate is accelerating</w:t>
+      </w:r>
+    </w:p>
+    <w:p>
+      <w:pPr>
+        <w:spacing w:after="120"/>
+      </w:pPr>
+      <w:r>
+        <w:rPr>
+          <w:color w:val="666666"/>
+          <w:sz w:val="18"/>
+          <w:szCs w:val="18"/>
+        </w:rPr>
+        <w:t xml:space="preserve">FY25-&gt;FY26 revenue +66%; H2FY26 +114% YoY; Q1FY27 +~200% YoY (Rs100.7cr, already above all of H1FY26's Rs90.5cr) — accelerating on revenue, though PAT growth (FY26 +52%, Q1FY27 +69%) has lagged well behind revenue growth throughout</w:t>
+      </w:r>
+    </w:p>
+    <w:p>
+      <w:pPr>
+        <w:spacing w:after="120"/>
+      </w:pPr>
+      <w:r>
+        <w:rPr>
+          <w:color w:val="666666"/>
+          <w:sz w:val="18"/>
+          <w:szCs w:val="18"/>
+        </w:rPr>
+        <w:t xml:space="preserve">Reverse P/E: At ~29x trailing / ~19x FY27E, the order-book-backed 56%+ guided FY27 revenue growth comfortably covers what the multiple needs on revenue alone; the multiple is more exposed to whether PAT growth can close the gap with revenue growth than to the top line itself</w:t>
+      </w:r>
+    </w:p>
+    <w:p>
+      <w:pPr>
+        <w:spacing w:after="120"/>
+      </w:pPr>
+      <w:r>
+        <w:rPr>
+          <w:b/>
+          <w:bCs/>
+          <w:sz w:val="20"/>
+          <w:szCs w:val="20"/>
+        </w:rPr>
+        <w:t xml:space="preserve">Management quality (TVGP's "P"):</w:t>
+      </w:r>
+    </w:p>
+    <w:tbl>
+      <w:tblPr>
+        <w:tblW w:type="dxa" w:w="9000"/>
+        <w:tblBorders>
+          <w:top w:val="single" w:color="auto" w:sz="4"/>
+          <w:left w:val="single" w:color="auto" w:sz="4"/>
+          <w:bottom w:val="single" w:color="auto" w:sz="4"/>
+          <w:right w:val="single" w:color="auto" w:sz="4"/>
+          <w:insideH w:val="single" w:color="auto" w:sz="4"/>
+          <w:insideV w:val="single" w:color="auto" w:sz="4"/>
+        </w:tblBorders>
+      </w:tblPr>
+      <w:tblGrid>
+        <w:gridCol w:w="3200"/>
+        <w:gridCol w:w="5800"/>
+      </w:tblGrid>
+      <w:tr>
+        <w:tc>
+          <w:tcPr>
+            <w:tcW w:type="dxa" w:w="3200"/>
+            <w:shd w:fill="F2F2F2" w:val="clear"/>
+          </w:tcPr>
+          <w:p>
+            <w:r>
+              <w:rPr>
+                <w:b/>
+                <w:bCs/>
+              </w:rPr>
+              <w:t xml:space="preserve">Assessment</w:t>
+            </w:r>
+          </w:p>
+        </w:tc>
+        <w:tc>
+          <w:tcPr>
+            <w:tcW w:type="dxa" w:w="5800"/>
+          </w:tcPr>
+          <w:p>
+            <w:r>
+              <w:t xml:space="preserve">neutral</w:t>
+            </w:r>
+          </w:p>
+        </w:tc>
+      </w:tr>
+      <w:tr>
+        <w:tc>
+          <w:tcPr>
+            <w:tcW w:type="dxa" w:w="3200"/>
+            <w:shd w:fill="F2F2F2" w:val="clear"/>
+          </w:tcPr>
+          <w:p>
+            <w:r>
+              <w:rPr>
+                <w:b/>
+                <w:bCs/>
+              </w:rPr>
+              <w:t xml:space="preserve">Capital allocation</w:t>
+            </w:r>
+          </w:p>
+        </w:tc>
+        <w:tc>
+          <w:tcPr>
+            <w:tcW w:type="dxa" w:w="5800"/>
+          </w:tcPr>
+          <w:p>
+            <w:r>
+              <w:t xml:space="preserve">IPO-funded (SME IPO ~281x subscribed, Sep-Dec 2025); machinery capex plan (Rs13.68cr FY26 budget) under-executed to Rs2.91cr and pushed to FY27 on supply-chain delays; exploring a KIN acquisition and an Acme JV for a Konkan Railway tender — expansion-stage deployment, too early in the company's listed life to grade returns on this capital (unclear)</w:t>
+            </w:r>
+          </w:p>
+        </w:tc>
+      </w:tr>
+      <w:tr>
+        <w:tc>
+          <w:tcPr>
+            <w:tcW w:type="dxa" w:w="3200"/>
+            <w:shd w:fill="F2F2F2" w:val="clear"/>
+          </w:tcPr>
+          <w:p>
+            <w:r>
+              <w:rPr>
+                <w:b/>
+                <w:bCs/>
+              </w:rPr>
+              <w:t xml:space="preserve">Related-party trend</w:t>
+            </w:r>
+          </w:p>
+        </w:tc>
+        <w:tc>
+          <w:tcPr>
+            <w:tcW w:type="dxa" w:w="5800"/>
+          </w:tcPr>
+          <w:p>
+            <w:r>
+              <w:t xml:space="preserve">unclear</w:t>
+            </w:r>
+          </w:p>
+        </w:tc>
+      </w:tr>
+      <w:tr>
+        <w:tc>
+          <w:tcPr>
+            <w:tcW w:type="dxa" w:w="3200"/>
+            <w:shd w:fill="F2F2F2" w:val="clear"/>
+          </w:tcPr>
+          <w:p>
+            <w:r>
+              <w:rPr>
+                <w:b/>
+                <w:bCs/>
+              </w:rPr>
+              <w:t xml:space="preserve">Guidance credibility</w:t>
+            </w:r>
+          </w:p>
+        </w:tc>
+        <w:tc>
+          <w:tcPr>
+            <w:tcW w:type="dxa" w:w="5800"/>
+          </w:tcPr>
+          <w:p>
+            <w:r>
+              <w:t xml:space="preserve">reliable</w:t>
+            </w:r>
+          </w:p>
+        </w:tc>
+      </w:tr>
+      <w:tr>
+        <w:tc>
+          <w:tcPr>
+            <w:tcW w:type="dxa" w:w="3200"/>
+            <w:shd w:fill="F2F2F2" w:val="clear"/>
+          </w:tcPr>
+          <w:p>
+            <w:r>
+              <w:rPr>
+                <w:b/>
+                <w:bCs/>
+              </w:rPr>
+              <w:t xml:space="preserve">Shareholder returns</w:t>
+            </w:r>
+          </w:p>
+        </w:tc>
+        <w:tc>
+          <w:tcPr>
+            <w:tcW w:type="dxa" w:w="5800"/>
+          </w:tcPr>
+          <w:p>
+            <w:r>
+              <w:t xml:space="preserve">unclear</w:t>
+            </w:r>
+          </w:p>
+        </w:tc>
+      </w:tr>
+      <w:tr>
+        <w:tc>
+          <w:tcPr>
+            <w:tcW w:type="dxa" w:w="3200"/>
+            <w:shd w:fill="F2F2F2" w:val="clear"/>
+          </w:tcPr>
+          <w:p>
+            <w:r>
+              <w:rPr>
+                <w:b/>
+                <w:bCs/>
+              </w:rPr>
+              <w:t xml:space="preserve">Capability ladder / VAP</w:t>
+            </w:r>
+          </w:p>
+        </w:tc>
+        <w:tc>
+          <w:tcPr>
+            <w:tcW w:type="dxa" w:w="5800"/>
+          </w:tcPr>
+          <w:p>
+            <w:r>
+              <w:t xml:space="preserve">Explicit, stated pivot from 'railways manufacturer' to 'precision manufacturer for railways + aerospace &amp; defence' (HAL, anti-drone), targeting ~20% of revenue from A&amp;D by FY27/28</w:t>
+            </w:r>
+          </w:p>
+        </w:tc>
+      </w:tr>
+    </w:tbl>
+    <w:p>
+      <w:pPr>
+        <w:spacing w:after="120"/>
+      </w:pPr>
+      <w:r>
+        <w:rPr>
+          <w:b/>
+          <w:bCs/>
+          <w:sz w:val="20"/>
+          <w:szCs w:val="20"/>
+        </w:rPr>
+        <w:t xml:space="preserve">Quality metrics (ROCE · debt · FCF · margin · capex):</w:t>
+      </w:r>
+    </w:p>
+    <w:tbl>
+      <w:tblPr>
+        <w:tblW w:type="dxa" w:w="9000"/>
+        <w:tblBorders>
+          <w:top w:val="single" w:color="auto" w:sz="4"/>
+          <w:left w:val="single" w:color="auto" w:sz="4"/>
+          <w:bottom w:val="single" w:color="auto" w:sz="4"/>
+          <w:right w:val="single" w:color="auto" w:sz="4"/>
+          <w:insideH w:val="single" w:color="auto" w:sz="4"/>
+          <w:insideV w:val="single" w:color="auto" w:sz="4"/>
+        </w:tblBorders>
+      </w:tblPr>
+      <w:tblGrid>
+        <w:gridCol w:w="3200"/>
+        <w:gridCol w:w="5800"/>
+      </w:tblGrid>
+      <w:tr>
+        <w:tc>
+          <w:tcPr>
+            <w:tcW w:type="dxa" w:w="3200"/>
+            <w:shd w:fill="F2F2F2" w:val="clear"/>
+          </w:tcPr>
+          <w:p>
+            <w:r>
+              <w:rPr>
+                <w:b/>
+                <w:bCs/>
+              </w:rPr>
+              <w:t xml:space="preserve">Assessment</w:t>
+            </w:r>
+          </w:p>
+        </w:tc>
+        <w:tc>
+          <w:tcPr>
+            <w:tcW w:type="dxa" w:w="5800"/>
+          </w:tcPr>
+          <w:p>
+            <w:r>
+              <w:t xml:space="preserve">neutral</w:t>
+            </w:r>
+          </w:p>
+        </w:tc>
+      </w:tr>
+      <w:tr>
+        <w:tc>
+          <w:tcPr>
+            <w:tcW w:type="dxa" w:w="3200"/>
+            <w:shd w:fill="F2F2F2" w:val="clear"/>
+          </w:tcPr>
+          <w:p>
+            <w:r>
+              <w:rPr>
+                <w:b/>
+                <w:bCs/>
+              </w:rPr>
+              <w:t xml:space="preserve">ROCE</w:t>
+            </w:r>
+          </w:p>
+        </w:tc>
+        <w:tc>
+          <w:tcPr>
+            <w:tcW w:type="dxa" w:w="5800"/>
+          </w:tcPr>
+          <w:p>
+            <w:r>
+              <w:t xml:space="preserve">—</w:t>
+            </w:r>
+          </w:p>
+        </w:tc>
+      </w:tr>
+      <w:tr>
+        <w:tc>
+          <w:tcPr>
+            <w:tcW w:type="dxa" w:w="3200"/>
+            <w:shd w:fill="F2F2F2" w:val="clear"/>
+          </w:tcPr>
+          <w:p>
+            <w:r>
+              <w:rPr>
+                <w:b/>
+                <w:bCs/>
+              </w:rPr>
+              <w:t xml:space="preserve">Leverage</w:t>
+            </w:r>
+          </w:p>
+        </w:tc>
+        <w:tc>
+          <w:tcPr>
+            <w:tcW w:type="dxa" w:w="5800"/>
+          </w:tcPr>
+          <w:p>
+            <w:r>
+              <w:t xml:space="preserve">—</w:t>
+            </w:r>
+          </w:p>
+        </w:tc>
+      </w:tr>
+      <w:tr>
+        <w:tc>
+          <w:tcPr>
+            <w:tcW w:type="dxa" w:w="3200"/>
+            <w:shd w:fill="F2F2F2" w:val="clear"/>
+          </w:tcPr>
+          <w:p>
+            <w:r>
+              <w:rPr>
+                <w:b/>
+                <w:bCs/>
+              </w:rPr>
+              <w:t xml:space="preserve">FCF conversion</w:t>
+            </w:r>
+          </w:p>
+        </w:tc>
+        <w:tc>
+          <w:tcPr>
+            <w:tcW w:type="dxa" w:w="5800"/>
+          </w:tcPr>
+          <w:p>
+            <w:r>
+              <w:t xml:space="preserve">—</w:t>
+            </w:r>
+          </w:p>
+        </w:tc>
+      </w:tr>
+      <w:tr>
+        <w:tc>
+          <w:tcPr>
+            <w:tcW w:type="dxa" w:w="3200"/>
+            <w:shd w:fill="F2F2F2" w:val="clear"/>
+          </w:tcPr>
+          <w:p>
+            <w:r>
+              <w:rPr>
+                <w:b/>
+                <w:bCs/>
+              </w:rPr>
+              <w:t xml:space="preserve">Margin trend</w:t>
+            </w:r>
+          </w:p>
+        </w:tc>
+        <w:tc>
+          <w:tcPr>
+            <w:tcW w:type="dxa" w:w="5800"/>
+          </w:tcPr>
+          <w:p>
+            <w:r>
+              <w:t xml:space="preserve">contracting</w:t>
+            </w:r>
+          </w:p>
+        </w:tc>
+      </w:tr>
+      <w:tr>
+        <w:tc>
+          <w:tcPr>
+            <w:tcW w:type="dxa" w:w="3200"/>
+            <w:shd w:fill="F2F2F2" w:val="clear"/>
+          </w:tcPr>
+          <w:p>
+            <w:r>
+              <w:rPr>
+                <w:b/>
+                <w:bCs/>
+              </w:rPr>
+              <w:t xml:space="preserve">Capex efficiency</w:t>
+            </w:r>
+          </w:p>
+        </w:tc>
+        <w:tc>
+          <w:tcPr>
+            <w:tcW w:type="dxa" w:w="5800"/>
+          </w:tcPr>
+          <w:p>
+            <w:r>
+              <w:t xml:space="preserve">neutral</w:t>
+            </w:r>
+          </w:p>
+        </w:tc>
+      </w:tr>
+    </w:tbl>
+    <w:p>
+      <w:pPr>
+        <w:pStyle w:val="Heading1"/>
+        <w:spacing w:after="120" w:before="280"/>
+      </w:pPr>
+      <w:r>
+        <w:t xml:space="preserve">Fundamentals-Gap Checks (shareholding · working capital · sector KPIs · scenario analysis)</w:t>
+      </w:r>
+    </w:p>
+    <w:p>
+      <w:pPr>
+        <w:spacing w:after="120"/>
+      </w:pPr>
       <w:r>
         <w:rPr>
           <w:i/>
@@ -610,6 +2639,287 @@
           <w:sz w:val="18"/>
           <w:szCs w:val="18"/>
         </w:rPr>
+        <w:t xml:space="preserve">Extra fundamentals extracted from the same filings — informational only, not yet consumed by any scoring script.</w:t>
+      </w:r>
+    </w:p>
+    <w:p>
+      <w:pPr>
+        <w:spacing w:after="120"/>
+      </w:pPr>
+      <w:r>
+        <w:rPr>
+          <w:b/>
+          <w:bCs/>
+          <w:sz w:val="20"/>
+          <w:szCs w:val="20"/>
+        </w:rPr>
+        <w:t xml:space="preserve">Sector KPIs:</w:t>
+      </w:r>
+    </w:p>
+    <w:p>
+      <w:pPr>
+        <w:pStyle w:val="ListParagraph"/>
+        <w:numPr>
+          <w:ilvl w:val="0"/>
+          <w:numId w:val="1"/>
+        </w:numPr>
+        <w:spacing w:after="60"/>
+      </w:pPr>
+      <w:r>
+        <w:t xml:space="preserve">Order book (unexecuted): Rs 433.8cr (Jun-2026 end) / Rs 469cr per a separate FY26 update (improving) — 70-75% of FY27 Rs500cr revenue guidance already covered</w:t>
+      </w:r>
+    </w:p>
+    <w:p>
+      <w:pPr>
+        <w:pStyle w:val="ListParagraph"/>
+        <w:numPr>
+          <w:ilvl w:val="0"/>
+          <w:numId w:val="1"/>
+        </w:numPr>
+        <w:spacing w:after="60"/>
+      </w:pPr>
+      <w:r>
+        <w:t xml:space="preserve">Bid pipeline: Rs 1,200cr across railway/metro/A&amp;D — active, not yet booked</w:t>
+      </w:r>
+    </w:p>
+    <w:p>
+      <w:pPr>
+        <w:pStyle w:val="ListParagraph"/>
+        <w:numPr>
+          <w:ilvl w:val="0"/>
+          <w:numId w:val="1"/>
+        </w:numPr>
+        <w:spacing w:after="60"/>
+      </w:pPr>
+      <w:r>
+        <w:t xml:space="preserve">A&amp;D revenue mix: Rs 60-70cr FY27 (mainly HAL), targeting ~20% of revenue (improving) — still a minority of revenue; HAL-concentrated</w:t>
+      </w:r>
+    </w:p>
+    <w:p>
+      <w:pPr>
+        <w:spacing w:after="120"/>
+      </w:pPr>
+      <w:r>
+        <w:rPr>
+          <w:b/>
+          <w:bCs/>
+          <w:sz w:val="20"/>
+          <w:szCs w:val="20"/>
+        </w:rPr>
+        <w:t xml:space="preserve">Scenario analysis (closest to: base):</w:t>
+      </w:r>
+    </w:p>
+    <w:tbl>
+      <w:tblPr>
+        <w:tblW w:type="dxa" w:w="9000"/>
+        <w:tblBorders>
+          <w:top w:val="single" w:color="auto" w:sz="4"/>
+          <w:left w:val="single" w:color="auto" w:sz="4"/>
+          <w:bottom w:val="single" w:color="auto" w:sz="4"/>
+          <w:right w:val="single" w:color="auto" w:sz="4"/>
+          <w:insideH w:val="single" w:color="auto" w:sz="4"/>
+          <w:insideV w:val="single" w:color="auto" w:sz="4"/>
+        </w:tblBorders>
+      </w:tblPr>
+      <w:tblGrid>
+        <w:gridCol w:w="3200"/>
+        <w:gridCol w:w="5800"/>
+      </w:tblGrid>
+      <w:tr>
+        <w:tc>
+          <w:tcPr>
+            <w:tcW w:type="dxa" w:w="3200"/>
+            <w:shd w:fill="F2F2F2" w:val="clear"/>
+          </w:tcPr>
+          <w:p>
+            <w:r>
+              <w:rPr>
+                <w:b/>
+                <w:bCs/>
+              </w:rPr>
+              <w:t xml:space="preserve">Bull</w:t>
+            </w:r>
+          </w:p>
+        </w:tc>
+        <w:tc>
+          <w:tcPr>
+            <w:tcW w:type="dxa" w:w="5800"/>
+          </w:tcPr>
+          <w:p>
+            <w:r>
+              <w:t xml:space="preserve">rev CAGR 55%, FY28 margin 13.5%, FY28 EPS —, exit 26x, implied price — (+45% vs CMP)</w:t>
+            </w:r>
+          </w:p>
+        </w:tc>
+      </w:tr>
+      <w:tr>
+        <w:tc>
+          <w:tcPr>
+            <w:tcW w:type="dxa" w:w="3200"/>
+            <w:shd w:fill="F2F2F2" w:val="clear"/>
+          </w:tcPr>
+          <w:p>
+            <w:r>
+              <w:rPr>
+                <w:b/>
+                <w:bCs/>
+              </w:rPr>
+              <w:t xml:space="preserve">Base</w:t>
+            </w:r>
+          </w:p>
+        </w:tc>
+        <w:tc>
+          <w:tcPr>
+            <w:tcW w:type="dxa" w:w="5800"/>
+          </w:tcPr>
+          <w:p>
+            <w:r>
+              <w:t xml:space="preserve">rev CAGR 40%, FY28 margin 12%, FY28 EPS —, exit 22x, implied price — (+10% vs CMP)</w:t>
+            </w:r>
+          </w:p>
+        </w:tc>
+      </w:tr>
+      <w:tr>
+        <w:tc>
+          <w:tcPr>
+            <w:tcW w:type="dxa" w:w="3200"/>
+            <w:shd w:fill="F2F2F2" w:val="clear"/>
+          </w:tcPr>
+          <w:p>
+            <w:r>
+              <w:rPr>
+                <w:b/>
+                <w:bCs/>
+              </w:rPr>
+              <w:t xml:space="preserve">Bear</w:t>
+            </w:r>
+          </w:p>
+        </w:tc>
+        <w:tc>
+          <w:tcPr>
+            <w:tcW w:type="dxa" w:w="5800"/>
+          </w:tcPr>
+          <w:p>
+            <w:r>
+              <w:t xml:space="preserve">rev CAGR 25%, FY28 margin 9.5%, FY28 EPS —, exit 16x, implied price — (-35% vs CMP)</w:t>
+            </w:r>
+          </w:p>
+        </w:tc>
+      </w:tr>
+    </w:tbl>
+    <w:p>
+      <w:pPr>
+        <w:spacing w:after="120"/>
+      </w:pPr>
+      <w:r>
+        <w:rPr>
+          <w:color w:val="666666"/>
+          <w:sz w:val="18"/>
+          <w:szCs w:val="18"/>
+        </w:rPr>
+        <w:t xml:space="preserve">EPS/implied-price legs left null — per-share figures weren't sourced this pass (only aggregate PAT/mcap). Bull requires the FY27 margin-recovery commitment (12-13% PAT margin) to land AND the A&amp;D ramp to continue past FY27; bear is the FY26 margin-compression trend continuing into FY27-28 despite the order-book-backed revenue growth. closest_to 'base' agrees with gap_direction 'partially-priced'.</w:t>
+      </w:r>
+    </w:p>
+    <w:p>
+      <w:pPr>
+        <w:pStyle w:val="Heading1"/>
+        <w:spacing w:after="120" w:before="280"/>
+      </w:pPr>
+      <w:r>
+        <w:t xml:space="preserve">Technical Read (Weekly / Monthly MACD + Bollinger Bands, or RSI/CCI/Williams %R proxy)</w:t>
+      </w:r>
+    </w:p>
+    <w:p>
+      <w:pPr>
+        <w:spacing w:after="120"/>
+      </w:pPr>
+      <w:r>
+        <w:t xml:space="preserve">Shares reportedly surged ~12% on the record Q1FY27 print. WebSearch-level only; no TradingView session used this run.</w:t>
+      </w:r>
+    </w:p>
+    <w:p>
+      <w:pPr>
+        <w:pStyle w:val="Heading1"/>
+        <w:spacing w:after="120" w:before="280"/>
+      </w:pPr>
+      <w:r>
+        <w:t xml:space="preserve">ValuePickr Community Signal</w:t>
+      </w:r>
+    </w:p>
+    <w:p>
+      <w:pPr>
+        <w:spacing w:after="120"/>
+      </w:pPr>
+      <w:r>
+        <w:t xml:space="preserve">No dedicated ValuePickr thread resolved (search returned unrelated SME threads; topic_slug null). Assessment is web/filings + trusted-X. @a_basumallick's STOCK STORY feature is the anchor signal. Third-party earnings-call notes corroborate the Rs 500 Cr FY27 guidance, the Rs 433.8 Cr order book and the A&amp;D-to-20% target.</w:t>
+      </w:r>
+    </w:p>
+    <w:p>
+      <w:pPr>
+        <w:spacing w:after="120"/>
+      </w:pPr>
+      <w:r>
+        <w:rPr>
+          <w:b/>
+          <w:bCs/>
+          <w:sz w:val="20"/>
+          <w:szCs w:val="20"/>
+        </w:rPr>
+        <w:t xml:space="preserve">High-conviction call from a top contributor: </w:t>
+      </w:r>
+      <w:r>
+        <w:rPr>
+          <w:sz w:val="20"/>
+          <w:szCs w:val="20"/>
+        </w:rPr>
+        <w:t xml:space="preserve">Trusted-X: @a_basumallick (trusted-x cluster) featured Airfloa in a 'STOCK STORY', framing the railways-to-precision-A&amp;D transition as a very interesting business - x_conviction_strength 'high' (bypasses the Step-3 filter, no conviction floor).</w:t>
+      </w:r>
+    </w:p>
+    <w:p>
+      <w:pPr>
+        <w:pStyle w:val="Heading1"/>
+        <w:spacing w:after="120" w:before="280"/>
+      </w:pPr>
+      <w:r>
+        <w:t xml:space="preserve">Trusted-User Signals (Ongoing)</w:t>
+      </w:r>
+    </w:p>
+    <w:p>
+      <w:pPr>
+        <w:spacing w:after="120"/>
+      </w:pPr>
+      <w:r>
+        <w:rPr>
+          <w:i/>
+          <w:iCs/>
+          <w:color w:val="666666"/>
+          <w:sz w:val="18"/>
+          <w:szCs w:val="18"/>
+        </w:rPr>
+        <w:t xml:space="preserve">Every time a trusted user expresses clear conviction on this stock, most recent first — this section accumulates over time, it isn't a one-time snapshot.</w:t>
+      </w:r>
+    </w:p>
+    <w:p>
+      <w:pPr>
+        <w:spacing w:after="100"/>
+      </w:pPr>
+      <w:r>
+        <w:rPr>
+          <w:b/>
+          <w:bCs/>
+          <w:sz w:val="20"/>
+          <w:szCs w:val="20"/>
+        </w:rPr>
+        <w:t xml:space="preserve">2026-09-10 — undefined</w:t>
+      </w:r>
+      <w:r>
+        <w:rPr>
+          <w:i/>
+          <w:iCs/>
+          <w:color w:val="666666"/>
+          <w:sz w:val="18"/>
+          <w:szCs w:val="18"/>
+        </w:rPr>
         <w:t xml:space="preserve"/>
       </w:r>
       <w:r>
@@ -657,72 +2967,72 @@
         <w:spacing w:after="60"/>
       </w:pPr>
       <w:r>
-        <w:t xml:space="preserve">Live inflection: FY26 revenue +66%, Q1FY27 +~200% YoY, PAT +~69%</w:t>
-      </w:r>
-    </w:p>
-    <w:p>
-      <w:pPr>
-        <w:pStyle w:val="ListParagraph"/>
-        <w:numPr>
-          <w:ilvl w:val="0"/>
-          <w:numId w:val="1"/>
-        </w:numPr>
-        <w:spacing w:after="60"/>
-      </w:pPr>
-      <w:r>
-        <w:t xml:space="preserve">FY27 guidance Rs 500 Cr with 70-75% order-book coverage + Rs 1,200 Cr bid pipeline</w:t>
-      </w:r>
-    </w:p>
-    <w:p>
-      <w:pPr>
-        <w:pStyle w:val="ListParagraph"/>
-        <w:numPr>
-          <w:ilvl w:val="0"/>
-          <w:numId w:val="1"/>
-        </w:numPr>
-        <w:spacing w:after="60"/>
-      </w:pPr>
-      <w:r>
-        <w:t xml:space="preserve">Strategic pivot into aerospace &amp; defence (HAL, anti-drone) - target ~20% of revenue, higher-margin, re-rating lever</w:t>
-      </w:r>
-    </w:p>
-    <w:p>
-      <w:pPr>
-        <w:pStyle w:val="ListParagraph"/>
-        <w:numPr>
-          <w:ilvl w:val="0"/>
-          <w:numId w:val="1"/>
-        </w:numPr>
-        <w:spacing w:after="60"/>
-      </w:pPr>
-      <w:r>
-        <w:t xml:space="preserve">Railway capex tailwind: Vande Bharat, Namo Bharat, metro coach interiors</w:t>
-      </w:r>
-    </w:p>
-    <w:p>
-      <w:pPr>
-        <w:pStyle w:val="ListParagraph"/>
-        <w:numPr>
-          <w:ilvl w:val="0"/>
-          <w:numId w:val="1"/>
-        </w:numPr>
-        <w:spacing w:after="60"/>
-      </w:pPr>
-      <w:r>
-        <w:t xml:space="preserve">~22% ROE; ~19x FY27E earnings vs ~66% growth (PEG &lt; 1)</w:t>
-      </w:r>
-    </w:p>
-    <w:p>
-      <w:pPr>
-        <w:pStyle w:val="ListParagraph"/>
-        <w:numPr>
-          <w:ilvl w:val="0"/>
-          <w:numId w:val="1"/>
-        </w:numPr>
-        <w:spacing w:after="60"/>
-      </w:pPr>
-      <w:r>
-        <w:t xml:space="preserve">20+ years of RDSO / customer qualifications - a real entry barrier</w:t>
+        <w:t xml:space="preserve">Live inflection confirmed in primary filings: FY26 revenue +66%, Q1FY27 +~200% YoY</w:t>
+      </w:r>
+    </w:p>
+    <w:p>
+      <w:pPr>
+        <w:pStyle w:val="ListParagraph"/>
+        <w:numPr>
+          <w:ilvl w:val="0"/>
+          <w:numId w:val="1"/>
+        </w:numPr>
+        <w:spacing w:after="60"/>
+      </w:pPr>
+      <w:r>
+        <w:t xml:space="preserve">FY27 guidance Rs500cr with 70-75% order-book coverage + Rs1,200cr bid pipeline</w:t>
+      </w:r>
+    </w:p>
+    <w:p>
+      <w:pPr>
+        <w:pStyle w:val="ListParagraph"/>
+        <w:numPr>
+          <w:ilvl w:val="0"/>
+          <w:numId w:val="1"/>
+        </w:numPr>
+        <w:spacing w:after="60"/>
+      </w:pPr>
+      <w:r>
+        <w:t xml:space="preserve">Strategic pivot into aerospace &amp; defence (HAL, Big Bang Boom Solutions JV) - target ~20% of revenue, higher-margin, re-rating lever</w:t>
+      </w:r>
+    </w:p>
+    <w:p>
+      <w:pPr>
+        <w:pStyle w:val="ListParagraph"/>
+        <w:numPr>
+          <w:ilvl w:val="0"/>
+          <w:numId w:val="1"/>
+        </w:numPr>
+        <w:spacing w:after="60"/>
+      </w:pPr>
+      <w:r>
+        <w:t xml:space="preserve">Railway capex tailwind: Vande Bharat, Namo Bharat, metro coach interiors, plus new bolt-on orders (RCF Kapurthala Rs31.08cr, Kolkata Metro)</w:t>
+      </w:r>
+    </w:p>
+    <w:p>
+      <w:pPr>
+        <w:pStyle w:val="ListParagraph"/>
+        <w:numPr>
+          <w:ilvl w:val="0"/>
+          <w:numId w:val="1"/>
+        </w:numPr>
+        <w:spacing w:after="60"/>
+      </w:pPr>
+      <w:r>
+        <w:t xml:space="preserve">SMERA SME-1 (highest) credit rating; guidance delivered so far (FY26 beat its own Rs315cr+ target)</w:t>
+      </w:r>
+    </w:p>
+    <w:p>
+      <w:pPr>
+        <w:pStyle w:val="ListParagraph"/>
+        <w:numPr>
+          <w:ilvl w:val="0"/>
+          <w:numId w:val="1"/>
+        </w:numPr>
+        <w:spacing w:after="60"/>
+      </w:pPr>
+      <w:r>
+        <w:t xml:space="preserve">~19x FY27E earnings vs 56%+ guided growth - genuine room to pay if margin recovery lands</w:t>
       </w:r>
     </w:p>
     <w:p>
@@ -744,72 +3054,72 @@
         <w:spacing w:after="60"/>
       </w:pPr>
       <w:r>
-        <w:t xml:space="preserve">Historical growth was pedestrian (~12% 5-yr CAGR) - the inflection is one-two quarters old</w:t>
-      </w:r>
-    </w:p>
-    <w:p>
-      <w:pPr>
-        <w:pStyle w:val="ListParagraph"/>
-        <w:numPr>
-          <w:ilvl w:val="0"/>
-          <w:numId w:val="1"/>
-        </w:numPr>
-        <w:spacing w:after="60"/>
-      </w:pPr>
-      <w:r>
-        <w:t xml:space="preserve">SME-scale; order-book / project business is lumpy</w:t>
-      </w:r>
-    </w:p>
-    <w:p>
-      <w:pPr>
-        <w:pStyle w:val="ListParagraph"/>
-        <w:numPr>
-          <w:ilvl w:val="0"/>
-          <w:numId w:val="1"/>
-        </w:numPr>
-        <w:spacing w:after="60"/>
-      </w:pPr>
-      <w:r>
-        <w:t xml:space="preserve">A&amp;D ramp is guidance, not delivered; single dominant customer (HAL)</w:t>
-      </w:r>
-    </w:p>
-    <w:p>
-      <w:pPr>
-        <w:pStyle w:val="ListParagraph"/>
-        <w:numPr>
-          <w:ilvl w:val="0"/>
-          <w:numId w:val="1"/>
-        </w:numPr>
-        <w:spacing w:after="60"/>
-      </w:pPr>
-      <w:r>
-        <w:t xml:space="preserve">Working-capital and execution risk as revenue steps up sharply</w:t>
-      </w:r>
-    </w:p>
-    <w:p>
-      <w:pPr>
-        <w:pStyle w:val="ListParagraph"/>
-        <w:numPr>
-          <w:ilvl w:val="0"/>
-          <w:numId w:val="1"/>
-        </w:numPr>
-        <w:spacing w:after="60"/>
-      </w:pPr>
-      <w:r>
-        <w:t xml:space="preserve">No ValuePickr thread / limited independent scrutiny</w:t>
-      </w:r>
-    </w:p>
-    <w:p>
-      <w:pPr>
-        <w:pStyle w:val="ListParagraph"/>
-        <w:numPr>
-          <w:ilvl w:val="0"/>
-          <w:numId w:val="1"/>
-        </w:numPr>
-        <w:spacing w:after="60"/>
-      </w:pPr>
-      <w:r>
-        <w:t xml:space="preserve">~29x trailing earnings if FY27 guidance slips</w:t>
+        <w:t xml:space="preserve">FY26 EBITDA margin compressed ~500bps YoY and Q1FY27 PAT (+69%) grew far slower than revenue (+200%) - the margin-recovery guidance (12-13% FY27) is a forward commitment, not yet evidenced</w:t>
+      </w:r>
+    </w:p>
+    <w:p>
+      <w:pPr>
+        <w:pStyle w:val="ListParagraph"/>
+        <w:numPr>
+          <w:ilvl w:val="0"/>
+          <w:numId w:val="1"/>
+        </w:numPr>
+        <w:spacing w:after="60"/>
+      </w:pPr>
+      <w:r>
+        <w:t xml:space="preserve">Machinery capex already behind its own FY26 budget (Rs2.91cr vs Rs13.68cr planned), pushed to FY27 on supply-chain delays - a real, disclosed execution slip</w:t>
+      </w:r>
+    </w:p>
+    <w:p>
+      <w:pPr>
+        <w:pStyle w:val="ListParagraph"/>
+        <w:numPr>
+          <w:ilvl w:val="0"/>
+          <w:numId w:val="1"/>
+        </w:numPr>
+        <w:spacing w:after="60"/>
+      </w:pPr>
+      <w:r>
+        <w:t xml:space="preserve">SME-scale; order-book / project business is lumpy; A&amp;D ramp still small and HAL-concentrated</w:t>
+      </w:r>
+    </w:p>
+    <w:p>
+      <w:pPr>
+        <w:pStyle w:val="ListParagraph"/>
+        <w:numPr>
+          <w:ilvl w:val="0"/>
+          <w:numId w:val="1"/>
+        </w:numPr>
+        <w:spacing w:after="60"/>
+      </w:pPr>
+      <w:r>
+        <w:t xml:space="preserve">Post-IPO leverage unconfirmed - pre-IPO net debt was rising (Rs53-60cr FY23-24); working-capital intensity not sourced this pass despite the sharp revenue ramp</w:t>
+      </w:r>
+    </w:p>
+    <w:p>
+      <w:pPr>
+        <w:pStyle w:val="ListParagraph"/>
+        <w:numPr>
+          <w:ilvl w:val="0"/>
+          <w:numId w:val="1"/>
+        </w:numPr>
+        <w:spacing w:after="60"/>
+      </w:pPr>
+      <w:r>
+        <w:t xml:space="preserve">No ValuePickr thread / limited independent scrutiny; capital-allocation track record and RPT trend both 'unclear' this pass</w:t>
+      </w:r>
+    </w:p>
+    <w:p>
+      <w:pPr>
+        <w:pStyle w:val="ListParagraph"/>
+        <w:numPr>
+          <w:ilvl w:val="0"/>
+          <w:numId w:val="1"/>
+        </w:numPr>
+        <w:spacing w:after="60"/>
+      </w:pPr>
+      <w:r>
+        <w:t xml:space="preserve">~29x trailing earnings if FY27 guidance or the margin recovery slips</w:t>
       </w:r>
     </w:p>
     <w:p>
@@ -830,7 +3140,7 @@
           <w:b/>
           <w:bCs/>
         </w:rPr>
-        <w:t xml:space="preserve">Small-cap / SME (~Rs 1,149 Cr)</w:t>
+        <w:t xml:space="preserve">Small-cap / SME (~Rs 1,180 Cr)</w:t>
       </w:r>
     </w:p>
     <w:p>
@@ -904,98 +3214,111 @@
           <w:sz w:val="24"/>
           <w:szCs w:val="24"/>
         </w:rPr>
-        <w:t xml:space="preserve">Genuine live inflection (Q1FY27 revenue +200%) plus a credible rail-to-A&amp;D re-rating pivot and a trusted-X STOCK STORY feature - four_box 3.0. thesis_fit 10x-in-2-3-years, conviction Medium, A&amp;D ramp unconfirmed. revisit in 30 days.</w:t>
-      </w:r>
-    </w:p>
-    <w:p>
-      <w:pPr>
-        <w:pStyle w:val="ListParagraph"/>
-        <w:numPr>
-          <w:ilvl w:val="0"/>
-          <w:numId w:val="1"/>
-        </w:numPr>
-        <w:spacing w:after="60"/>
-      </w:pPr>
-      <w:r>
-        <w:t xml:space="preserve">four_box: tailwind yes (railway capex - Vande Bharat/Namo Bharat/metro - plus defence indigenisation; Q1FY27 +200% YoY is a live inflection), tam weak (rail interiors + precision components is a modest TAM and the A&amp;D leg is small/unproven today), moat weak (RDSO/customer qualifications + HAL approval + 20-yr track record are sticky, but fabrication is competitive), valuation yes (~19x FY27E earnings against ~66% growth - genuine room to pay) -&gt; score 3.0</w:t>
-      </w:r>
-    </w:p>
-    <w:p>
-      <w:pPr>
-        <w:pStyle w:val="ListParagraph"/>
-        <w:numPr>
-          <w:ilvl w:val="0"/>
-          <w:numId w:val="1"/>
-        </w:numPr>
-        <w:spacing w:after="60"/>
-      </w:pPr>
-      <w:r>
-        <w:t xml:space="preserve">Score &gt;= 3.0 -&gt; 10x-in-2-3-years permitted. Small/mid-cap live-inflection rule applies: the stale ~12% trailing CAGR is overridden by the FY26 +66% / Q1FY27 +200% actuals + order-book-backed FY27 guidance.</w:t>
-      </w:r>
-    </w:p>
-    <w:p>
-      <w:pPr>
-        <w:pStyle w:val="ListParagraph"/>
-        <w:numPr>
-          <w:ilvl w:val="0"/>
-          <w:numId w:val="1"/>
-        </w:numPr>
-        <w:spacing w:after="60"/>
-      </w:pPr>
-      <w:r>
-        <w:t xml:space="preserve">Conviction Medium: live inflection + trusted-X (a_basumallick, 'high') + reasonable valuation, but held at Medium (not higher) because the A&amp;D ramp is guidance not yet delivered, HAL is a concentrated customer, the order-book business is lumpy and there is no independent VP scrutiny. A&amp;D contribution marked unconfirmed.</w:t>
-      </w:r>
-    </w:p>
-    <w:p>
-      <w:pPr>
-        <w:pStyle w:val="ListParagraph"/>
-        <w:numPr>
-          <w:ilvl w:val="0"/>
-          <w:numId w:val="1"/>
-        </w:numPr>
-        <w:spacing w:after="60"/>
-      </w:pPr>
-      <w:r>
-        <w:t xml:space="preserve">trusted-x tier 4.55, x_conviction_strength 'high' (not 'very-high') -&gt; normal Step-3 filter path, NO conviction floor; the STOCK STORY feature is a vetted tip, not a floor</w:t>
-      </w:r>
-    </w:p>
-    <w:p>
-      <w:pPr>
-        <w:pStyle w:val="ListParagraph"/>
-        <w:numPr>
-          <w:ilvl w:val="0"/>
-          <w:numId w:val="1"/>
-        </w:numPr>
-        <w:spacing w:after="60"/>
-      </w:pPr>
-      <w:r>
-        <w:t xml:space="preserve">Theme match: defence/aerospace manufacturing bottlenecks (priority 1) + auto-ancillary/forgings - value_chain block seeded</w:t>
-      </w:r>
-    </w:p>
-    <w:p>
-      <w:pPr>
-        <w:pStyle w:val="ListParagraph"/>
-        <w:numPr>
-          <w:ilvl w:val="0"/>
-          <w:numId w:val="1"/>
-        </w:numPr>
-        <w:spacing w:after="60"/>
-      </w:pPr>
-      <w:r>
-        <w:t xml:space="preserve">revisit_after_30d: true (conviction Medium, no red flag, thesis_fit != neither) - re-check on the Q2FY27 print and A&amp;D order flow</w:t>
-      </w:r>
-    </w:p>
-    <w:p>
-      <w:pPr>
-        <w:pStyle w:val="ListParagraph"/>
-        <w:numPr>
-          <w:ilvl w:val="0"/>
-          <w:numId w:val="1"/>
-        </w:numPr>
-        <w:spacing w:after="60"/>
-      </w:pPr>
-      <w:r>
-        <w:t xml:space="preserve">No red-flag tier (solvent, profitable, SME-1 rated, no SEBI action)</w:t>
+        <w:t xml:space="preserve">Genuine, primary-filings-confirmed live inflection (Q1FY27 revenue +200%) with a credible rail-to-A&amp;D pivot, but FY26 margin compression (-500bps) and a disclosed capex slip temper it - four_box 3.0, thesis_fit 10x-in-2-3-years, conviction holds at Medium pending the FY27 margin-recovery evidence.</w:t>
+      </w:r>
+    </w:p>
+    <w:p>
+      <w:pPr>
+        <w:pStyle w:val="ListParagraph"/>
+        <w:numPr>
+          <w:ilvl w:val="0"/>
+          <w:numId w:val="1"/>
+        </w:numPr>
+        <w:spacing w:after="60"/>
+      </w:pPr>
+      <w:r>
+        <w:t xml:space="preserve">four_box unchanged at 3.0: tailwind yes (railway capex + defence indigenisation; Q1FY27 +200% is a live inflection), tam weak (rail interiors + precision components is a modest TAM and the A&amp;D leg is small/HAL-concentrated today), moat weak (RDSO/HAL qualifications are sticky but fabrication is competitive), valuation yes (~19x FY27E vs 56%+ guided growth)</w:t>
+      </w:r>
+    </w:p>
+    <w:p>
+      <w:pPr>
+        <w:pStyle w:val="ListParagraph"/>
+        <w:numPr>
+          <w:ilvl w:val="0"/>
+          <w:numId w:val="1"/>
+        </w:numPr>
+        <w:spacing w:after="60"/>
+      </w:pPr>
+      <w:r>
+        <w:t xml:space="preserve">Deep-dive pass 1: primary filings confirm the order-book-backed growth story but ALSO surface a real margin-compression signal (FY26 EBITDA margin -500bps YoY, Q1FY27 PAT growth lagging revenue growth by ~130pp) and a disclosed capex execution slip - these roughly offset the confidence the growth numbers alone would justify</w:t>
+      </w:r>
+    </w:p>
+    <w:p>
+      <w:pPr>
+        <w:pStyle w:val="ListParagraph"/>
+        <w:numPr>
+          <w:ilvl w:val="0"/>
+          <w:numId w:val="1"/>
+        </w:numPr>
+        <w:spacing w:after="60"/>
+      </w:pPr>
+      <w:r>
+        <w:t xml:space="preserve">Conviction held at Medium (not raised): live inflection + order book + trusted-X are real positives, but the FY27 margin-recovery commitment (quality_stage 'expectation', the least-evidenced stage) is now explicitly identified as the swing factor, plus unconfirmed post-IPO leverage and 'unclear' capital-allocation/RPT reads</w:t>
+      </w:r>
+    </w:p>
+    <w:p>
+      <w:pPr>
+        <w:pStyle w:val="ListParagraph"/>
+        <w:numPr>
+          <w:ilvl w:val="0"/>
+          <w:numId w:val="1"/>
+        </w:numPr>
+        <w:spacing w:after="60"/>
+      </w:pPr>
+      <w:r>
+        <w:t xml:space="preserve">earnings_chain: assumed_links (capex, A&amp;D mix, margin recovery) outnumber evidenced_links (order book conversion) -&gt; evidence_quality downgraded one notch to 'moderate' per the expectation-gap convention</w:t>
+      </w:r>
+    </w:p>
+    <w:p>
+      <w:pPr>
+        <w:pStyle w:val="ListParagraph"/>
+        <w:numPr>
+          <w:ilvl w:val="0"/>
+          <w:numId w:val="1"/>
+        </w:numPr>
+        <w:spacing w:after="60"/>
+      </w:pPr>
+      <w:r>
+        <w:t xml:space="preserve">trusted-x tier 4.55, x_conviction_strength 'high' (not 'very-high') -&gt; normal Step-3 filter path, NO conviction floor; the STOCK STORY feature remains a vetted tip, not a floor</w:t>
+      </w:r>
+    </w:p>
+    <w:p>
+      <w:pPr>
+        <w:pStyle w:val="ListParagraph"/>
+        <w:numPr>
+          <w:ilvl w:val="0"/>
+          <w:numId w:val="1"/>
+        </w:numPr>
+        <w:spacing w:after="60"/>
+      </w:pPr>
+      <w:r>
+        <w:t xml:space="preserve">Theme match: defence/aerospace manufacturing bottlenecks (priority 1) + auto-ancillary/forgings - value_chain block retained</w:t>
+      </w:r>
+    </w:p>
+    <w:p>
+      <w:pPr>
+        <w:pStyle w:val="ListParagraph"/>
+        <w:numPr>
+          <w:ilvl w:val="0"/>
+          <w:numId w:val="1"/>
+        </w:numPr>
+        <w:spacing w:after="60"/>
+      </w:pPr>
+      <w:r>
+        <w:t xml:space="preserve">revisit_after_30d: true (conviction Medium, no red flag, thesis_fit != neither) - re-check specifically on the FY27 margin-recovery evidence in the Q2/Q3 print and A&amp;D order flow</w:t>
+      </w:r>
+    </w:p>
+    <w:p>
+      <w:pPr>
+        <w:pStyle w:val="ListParagraph"/>
+        <w:numPr>
+          <w:ilvl w:val="0"/>
+          <w:numId w:val="1"/>
+        </w:numPr>
+        <w:spacing w:after="60"/>
+      </w:pPr>
+      <w:r>
+        <w:t xml:space="preserve">No red-flag tier (solvent per SMERA SME-1, profitable, no SEBI action); capital-allocation track record and RPT trend both 'unclear' this pass rather than a positive read</w:t>
       </w:r>
     </w:p>
     <w:p>

--- a/projects/valuepickr-open-screen/docs/Airfloa Rail Technology.docx
+++ b/projects/valuepickr-open-screen/docs/Airfloa Rail Technology.docx
@@ -3337,6 +3337,187 @@
           <w:szCs w:val="18"/>
         </w:rPr>
         <w:t xml:space="preserve">This is independent research and analysis for informational purposes only, not personalized financial or investment advice. Past multi-bagger performance and forum/social sentiment are not indicators of future returns. Do your own due diligence before investing.</w:t>
+      </w:r>
+    </w:p>
+    <w:p/>
+    <w:p>
+      <w:r>
+        <w:rPr>
+          <w:b/>
+          <w:sz w:val="28"/>
+        </w:rPr>
+        <w:t>🔄 RESEARCH UPDATE - 2026-10-05</w:t>
+      </w:r>
+    </w:p>
+    <w:p>
+      <w:r>
+        <w:rPr>
+          <w:b/>
+        </w:rPr>
+        <w:t>📊 Key Metrics:</w:t>
+      </w:r>
+    </w:p>
+    <w:p>
+      <w:pPr>
+        <w:ind w:left="360"/>
+      </w:pPr>
+      <w:r>
+        <w:t xml:space="preserve">  • Company: Airfloa Rail Technology Ltd</w:t>
+      </w:r>
+    </w:p>
+    <w:p>
+      <w:pPr>
+        <w:ind w:left="360"/>
+      </w:pPr>
+      <w:r>
+        <w:t xml:space="preserve">  • Conviction: Not rated</w:t>
+      </w:r>
+    </w:p>
+    <w:p>
+      <w:pPr>
+        <w:ind w:left="360"/>
+      </w:pPr>
+      <w:r>
+        <w:t xml:space="preserve">  • Thesis: 10x-in-2-3-years</w:t>
+      </w:r>
+    </w:p>
+    <w:p>
+      <w:pPr>
+        <w:ind w:left="360"/>
+      </w:pPr>
+      <w:r>
+        <w:t xml:space="preserve">  • 4-Box Score: 3.0</w:t>
+      </w:r>
+    </w:p>
+    <w:p>
+      <w:pPr>
+        <w:ind w:left="360"/>
+      </w:pPr>
+      <w:r>
+        <w:t xml:space="preserve">  • Research Date: 2026-09-12</w:t>
+      </w:r>
+    </w:p>
+    <w:p>
+      <w:pPr>
+        <w:ind w:left="360"/>
+      </w:pPr>
+      <w:r>
+        <w:t xml:space="preserve">  • Red Flag: None</w:t>
+      </w:r>
+    </w:p>
+    <w:p/>
+    <w:p>
+      <w:r>
+        <w:rPr>
+          <w:b/>
+        </w:rPr>
+        <w:t>📝 Verdict:</w:t>
+      </w:r>
+    </w:p>
+    <w:p>
+      <w:pPr>
+        <w:ind w:left="360"/>
+      </w:pPr>
+      <w:r>
+        <w:t>Genuine, primary-filings-confirmed live inflection (Q1FY27 revenue +200%) with a credible rail-to-A&amp;D pivot, but FY26 margin compression (-500bps) and a disclosed capex slip temper it - four_box 3.0, thesis_fit 10x-in-2-3-years, conviction holds at Medium pending the FY27 margin-recovery evidence.</w:t>
+      </w:r>
+    </w:p>
+    <w:p/>
+    <w:p>
+      <w:r>
+        <w:rPr>
+          <w:b/>
+        </w:rPr>
+        <w:t>📈 Bull Case:</w:t>
+      </w:r>
+    </w:p>
+    <w:p>
+      <w:pPr>
+        <w:ind w:left="360"/>
+      </w:pPr>
+      <w:r>
+        <w:t>Live inflection confirmed in primary filings: FY26 revenue +66%, Q1FY27 +~200% YoY</w:t>
+      </w:r>
+    </w:p>
+    <w:p>
+      <w:pPr>
+        <w:ind w:left="360"/>
+      </w:pPr>
+      <w:r>
+        <w:t>FY27 guidance Rs500cr with 70-75% order-book coverage + Rs1,200cr bid pipeline</w:t>
+      </w:r>
+    </w:p>
+    <w:p>
+      <w:pPr>
+        <w:ind w:left="360"/>
+      </w:pPr>
+      <w:r>
+        <w:t>Strategic pivot into aerospace &amp; defence (HAL, Big Bang Boom Solutions JV) - target ~20% of revenue, higher-margin, re-rating lever</w:t>
+      </w:r>
+    </w:p>
+    <w:p>
+      <w:pPr>
+        <w:ind w:left="360"/>
+      </w:pPr>
+      <w:r>
+        <w:t>Railway capex tailwind: Vande Bharat, Namo Bharat, metro coach interiors, plus new bolt-on orders (RCF Kapurthala Rs31.08cr, Kolkata Metro)</w:t>
+      </w:r>
+    </w:p>
+    <w:p>
+      <w:pPr>
+        <w:ind w:left="360"/>
+      </w:pPr>
+      <w:r>
+        <w:t>SMERA SME-1 (highest) credit rating; guidance delivered so far (FY26 beat its own Rs315cr+ target)</w:t>
+      </w:r>
+    </w:p>
+    <w:p/>
+    <w:p>
+      <w:r>
+        <w:rPr>
+          <w:b/>
+        </w:rPr>
+        <w:t>📉 Bear Case:</w:t>
+      </w:r>
+    </w:p>
+    <w:p>
+      <w:pPr>
+        <w:ind w:left="360"/>
+      </w:pPr>
+      <w:r>
+        <w:t>FY26 EBITDA margin compressed ~500bps YoY and Q1FY27 PAT (+69%) grew far slower than revenue (+200%) - the margin-recovery guidance (12-13% FY27) is a forward commitment, not yet evidenced</w:t>
+      </w:r>
+    </w:p>
+    <w:p>
+      <w:pPr>
+        <w:ind w:left="360"/>
+      </w:pPr>
+      <w:r>
+        <w:t>Machinery capex already behind its own FY26 budget (Rs2.91cr vs Rs13.68cr planned), pushed to FY27 on supply-chain delays - a real, disclosed execution slip</w:t>
+      </w:r>
+    </w:p>
+    <w:p>
+      <w:pPr>
+        <w:ind w:left="360"/>
+      </w:pPr>
+      <w:r>
+        <w:t>SME-scale; order-book / project business is lumpy; A&amp;D ramp still small and HAL-concentrated</w:t>
+      </w:r>
+    </w:p>
+    <w:p>
+      <w:pPr>
+        <w:ind w:left="360"/>
+      </w:pPr>
+      <w:r>
+        <w:t>Post-IPO leverage unconfirmed - pre-IPO net debt was rising (Rs53-60cr FY23-24); working-capital intensity not sourced this pass despite the sharp revenue ramp</w:t>
+      </w:r>
+    </w:p>
+    <w:p>
+      <w:pPr>
+        <w:ind w:left="360"/>
+      </w:pPr>
+      <w:r>
+        <w:t>No ValuePickr thread / limited independent scrutiny; capital-allocation track record and RPT trend both 'unclear' this pass</w:t>
       </w:r>
     </w:p>
     <w:sectPr>
